--- a/3_course/zvit_lab2.docx
+++ b/3_course/zvit_lab2.docx
@@ -67,8 +67,18 @@
           <w:sz w:val="28"/>
           <w:szCs w:val="28"/>
         </w:rPr>
-        <w:t>Факультет комп’ютерних наук та технологiй</w:t>
-      </w:r>
+        <w:t xml:space="preserve">Факультет комп’ютерних наук та </w:t>
+      </w:r>
+      <w:proofErr w:type="spellStart"/>
+      <w:r>
+        <w:rPr>
+          <w:rFonts w:ascii="Times New Roman" w:hAnsi="Times New Roman" w:cs="Times New Roman"/>
+          <w:sz w:val="28"/>
+          <w:szCs w:val="28"/>
+        </w:rPr>
+        <w:t>технологiй</w:t>
+      </w:r>
+      <w:proofErr w:type="spellEnd"/>
     </w:p>
     <w:p>
       <w:pPr>
@@ -250,13 +260,23 @@
           <w:szCs w:val="28"/>
         </w:rPr>
       </w:pPr>
-      <w:r>
-        <w:rPr>
-          <w:rFonts w:ascii="Times New Roman" w:hAnsi="Times New Roman" w:cs="Times New Roman"/>
-          <w:sz w:val="28"/>
-          <w:szCs w:val="28"/>
-        </w:rPr>
-        <w:t>Шапран Олег</w:t>
+      <w:proofErr w:type="spellStart"/>
+      <w:r>
+        <w:rPr>
+          <w:rFonts w:ascii="Times New Roman" w:hAnsi="Times New Roman" w:cs="Times New Roman"/>
+          <w:sz w:val="28"/>
+          <w:szCs w:val="28"/>
+        </w:rPr>
+        <w:t>Шапран</w:t>
+      </w:r>
+      <w:proofErr w:type="spellEnd"/>
+      <w:r>
+        <w:rPr>
+          <w:rFonts w:ascii="Times New Roman" w:hAnsi="Times New Roman" w:cs="Times New Roman"/>
+          <w:sz w:val="28"/>
+          <w:szCs w:val="28"/>
+        </w:rPr>
+        <w:t xml:space="preserve"> Олег</w:t>
       </w:r>
     </w:p>
     <w:p>
@@ -464,8 +484,6 @@
         </w:rPr>
       </w:sdtEndPr>
       <w:sdtContent>
-        <w:bookmarkStart w:id="1" w:name="_GoBack" w:displacedByCustomXml="prev"/>
-        <w:bookmarkEnd w:id="1" w:displacedByCustomXml="prev"/>
         <w:p>
           <w:pPr>
             <w:pStyle w:val="a5"/>
@@ -1302,7 +1320,7 @@
       <w:pPr>
         <w:pStyle w:val="1"/>
       </w:pPr>
-      <w:bookmarkStart w:id="2" w:name="_Toc214196166"/>
+      <w:bookmarkStart w:id="1" w:name="_Toc214196166"/>
       <w:r>
         <w:lastRenderedPageBreak/>
         <w:t>1.</w:t>
@@ -1310,7 +1328,7 @@
       <w:r>
         <w:t xml:space="preserve"> Мета роботи</w:t>
       </w:r>
-      <w:bookmarkEnd w:id="2"/>
+      <w:bookmarkEnd w:id="1"/>
     </w:p>
     <w:p>
       <w:pPr>
@@ -1370,7 +1388,25 @@
           <w:sz w:val="28"/>
           <w:szCs w:val="28"/>
         </w:rPr>
-        <w:t>обчислення вибіркових характеристик (математичні сподівання, дисперсії, коваріація, коефіцієнт кореляції);</w:t>
+        <w:t xml:space="preserve">обчислення вибіркових характеристик (математичні сподівання, дисперсії, </w:t>
+      </w:r>
+      <w:proofErr w:type="spellStart"/>
+      <w:r>
+        <w:rPr>
+          <w:rFonts w:ascii="Times New Roman" w:hAnsi="Times New Roman" w:cs="Times New Roman"/>
+          <w:sz w:val="28"/>
+          <w:szCs w:val="28"/>
+        </w:rPr>
+        <w:t>коваріація</w:t>
+      </w:r>
+      <w:proofErr w:type="spellEnd"/>
+      <w:r>
+        <w:rPr>
+          <w:rFonts w:ascii="Times New Roman" w:hAnsi="Times New Roman" w:cs="Times New Roman"/>
+          <w:sz w:val="28"/>
+          <w:szCs w:val="28"/>
+        </w:rPr>
+        <w:t>, коефіцієнт кореляції);</w:t>
       </w:r>
     </w:p>
     <w:p>
@@ -1392,7 +1428,25 @@
           <w:sz w:val="28"/>
           <w:szCs w:val="28"/>
         </w:rPr>
-        <w:t xml:space="preserve">перевірка гіпотези нормальності розподілу однієї зі змінних за допомогою критерію Пірсона </w:t>
+        <w:t xml:space="preserve">перевірка гіпотези нормальності розподілу однієї зі змінних за допомогою критерію </w:t>
+      </w:r>
+      <w:proofErr w:type="spellStart"/>
+      <w:r>
+        <w:rPr>
+          <w:rFonts w:ascii="Times New Roman" w:hAnsi="Times New Roman" w:cs="Times New Roman"/>
+          <w:sz w:val="28"/>
+          <w:szCs w:val="28"/>
+        </w:rPr>
+        <w:t>Пірсона</w:t>
+      </w:r>
+      <w:proofErr w:type="spellEnd"/>
+      <w:r>
+        <w:rPr>
+          <w:rFonts w:ascii="Times New Roman" w:hAnsi="Times New Roman" w:cs="Times New Roman"/>
+          <w:sz w:val="28"/>
+          <w:szCs w:val="28"/>
+        </w:rPr>
+        <w:t xml:space="preserve"> </w:t>
       </w:r>
       <w:r>
         <w:rPr>
@@ -1405,7 +1459,7 @@
           <v:shape id="_x0000_i1026" type="#_x0000_t75" style="width:28.8pt;height:21.9pt" o:ole="">
             <v:imagedata r:id="rId8" o:title=""/>
           </v:shape>
-          <o:OLEObject Type="Embed" ProgID="Equation.DSMT4" ShapeID="_x0000_i1026" DrawAspect="Content" ObjectID="_1824808942" r:id="rId9"/>
+          <o:OLEObject Type="Embed" ProgID="Equation.DSMT4" ShapeID="_x0000_i1026" DrawAspect="Content" ObjectID="_1825063070" r:id="rId9"/>
         </w:object>
       </w:r>
     </w:p>
@@ -1455,7 +1509,7 @@
           <w:rFonts w:cs="Times New Roman"/>
         </w:rPr>
       </w:pPr>
-      <w:bookmarkStart w:id="3" w:name="_Toc214196167"/>
+      <w:bookmarkStart w:id="2" w:name="_Toc214196167"/>
       <w:r>
         <w:rPr>
           <w:rFonts w:cs="Times New Roman"/>
@@ -1469,7 +1523,7 @@
         </w:rPr>
         <w:t>Теоретична частина</w:t>
       </w:r>
-      <w:bookmarkEnd w:id="3"/>
+      <w:bookmarkEnd w:id="2"/>
     </w:p>
     <w:p>
       <w:pPr>
@@ -1491,15 +1545,57 @@
         </w:rPr>
         <w:t xml:space="preserve">1. </w:t>
       </w:r>
-      <w:r>
-        <w:rPr>
-          <w:rFonts w:ascii="Times New Roman" w:hAnsi="Times New Roman" w:cs="Times New Roman"/>
-          <w:sz w:val="28"/>
-          <w:szCs w:val="28"/>
-          <w:lang w:val="en-US"/>
-        </w:rPr>
-        <w:t>Двовимірна нормальна вибірка</w:t>
-      </w:r>
+      <w:proofErr w:type="spellStart"/>
+      <w:r>
+        <w:rPr>
+          <w:rFonts w:ascii="Times New Roman" w:hAnsi="Times New Roman" w:cs="Times New Roman"/>
+          <w:sz w:val="28"/>
+          <w:szCs w:val="28"/>
+          <w:lang w:val="en-US"/>
+        </w:rPr>
+        <w:t>Двовимірна</w:t>
+      </w:r>
+      <w:proofErr w:type="spellEnd"/>
+      <w:r>
+        <w:rPr>
+          <w:rFonts w:ascii="Times New Roman" w:hAnsi="Times New Roman" w:cs="Times New Roman"/>
+          <w:sz w:val="28"/>
+          <w:szCs w:val="28"/>
+          <w:lang w:val="en-US"/>
+        </w:rPr>
+        <w:t xml:space="preserve"> </w:t>
+      </w:r>
+      <w:proofErr w:type="spellStart"/>
+      <w:r>
+        <w:rPr>
+          <w:rFonts w:ascii="Times New Roman" w:hAnsi="Times New Roman" w:cs="Times New Roman"/>
+          <w:sz w:val="28"/>
+          <w:szCs w:val="28"/>
+          <w:lang w:val="en-US"/>
+        </w:rPr>
+        <w:t>нормальна</w:t>
+      </w:r>
+      <w:proofErr w:type="spellEnd"/>
+      <w:r>
+        <w:rPr>
+          <w:rFonts w:ascii="Times New Roman" w:hAnsi="Times New Roman" w:cs="Times New Roman"/>
+          <w:sz w:val="28"/>
+          <w:szCs w:val="28"/>
+          <w:lang w:val="en-US"/>
+        </w:rPr>
+        <w:t xml:space="preserve"> </w:t>
+      </w:r>
+      <w:proofErr w:type="spellStart"/>
+      <w:r>
+        <w:rPr>
+          <w:rFonts w:ascii="Times New Roman" w:hAnsi="Times New Roman" w:cs="Times New Roman"/>
+          <w:sz w:val="28"/>
+          <w:szCs w:val="28"/>
+          <w:lang w:val="en-US"/>
+        </w:rPr>
+        <w:t>вибірка</w:t>
+      </w:r>
+      <w:proofErr w:type="spellEnd"/>
     </w:p>
     <w:p>
       <w:pPr>
@@ -1512,15 +1608,17 @@
           <w:lang w:val="en-US"/>
         </w:rPr>
       </w:pPr>
-      <w:r>
-        <w:rPr>
-          <w:rFonts w:ascii="Times New Roman" w:hAnsi="Times New Roman" w:cs="Times New Roman"/>
-          <w:sz w:val="28"/>
-          <w:szCs w:val="28"/>
-          <w:lang w:val="en-US"/>
-        </w:rPr>
-        <w:t>Пара випадкових величин (X, Y)</w:t>
-      </w:r>
+      <w:proofErr w:type="spellStart"/>
+      <w:r>
+        <w:rPr>
+          <w:rFonts w:ascii="Times New Roman" w:hAnsi="Times New Roman" w:cs="Times New Roman"/>
+          <w:sz w:val="28"/>
+          <w:szCs w:val="28"/>
+          <w:lang w:val="en-US"/>
+        </w:rPr>
+        <w:t>Пара</w:t>
+      </w:r>
+      <w:proofErr w:type="spellEnd"/>
       <w:r>
         <w:rPr>
           <w:rFonts w:ascii="Times New Roman" w:hAnsi="Times New Roman" w:cs="Times New Roman"/>
@@ -1530,14 +1628,234 @@
         </w:rPr>
         <w:t xml:space="preserve"> </w:t>
       </w:r>
-      <w:r>
-        <w:rPr>
-          <w:rFonts w:ascii="Times New Roman" w:hAnsi="Times New Roman" w:cs="Times New Roman"/>
-          <w:sz w:val="28"/>
-          <w:szCs w:val="28"/>
-          <w:lang w:val="en-US"/>
-        </w:rPr>
-        <w:t>має двовимірний нормальний розподіл, якщо її щільність має вигляд:</w:t>
+      <w:proofErr w:type="spellStart"/>
+      <w:r>
+        <w:rPr>
+          <w:rFonts w:ascii="Times New Roman" w:hAnsi="Times New Roman" w:cs="Times New Roman"/>
+          <w:sz w:val="28"/>
+          <w:szCs w:val="28"/>
+          <w:lang w:val="en-US"/>
+        </w:rPr>
+        <w:t>випадкових</w:t>
+      </w:r>
+      <w:proofErr w:type="spellEnd"/>
+      <w:r>
+        <w:rPr>
+          <w:rFonts w:ascii="Times New Roman" w:hAnsi="Times New Roman" w:cs="Times New Roman"/>
+          <w:sz w:val="28"/>
+          <w:szCs w:val="28"/>
+          <w:lang w:val="en-US"/>
+        </w:rPr>
+        <w:t xml:space="preserve"> </w:t>
+      </w:r>
+      <w:proofErr w:type="spellStart"/>
+      <w:r>
+        <w:rPr>
+          <w:rFonts w:ascii="Times New Roman" w:hAnsi="Times New Roman" w:cs="Times New Roman"/>
+          <w:sz w:val="28"/>
+          <w:szCs w:val="28"/>
+          <w:lang w:val="en-US"/>
+        </w:rPr>
+        <w:t>величин</w:t>
+      </w:r>
+      <w:proofErr w:type="spellEnd"/>
+      <w:r>
+        <w:rPr>
+          <w:rFonts w:ascii="Times New Roman" w:hAnsi="Times New Roman" w:cs="Times New Roman"/>
+          <w:sz w:val="28"/>
+          <w:szCs w:val="28"/>
+          <w:lang w:val="en-US"/>
+        </w:rPr>
+        <w:t xml:space="preserve"> (X, Y)</w:t>
+      </w:r>
+      <w:r>
+        <w:rPr>
+          <w:rFonts w:ascii="Times New Roman" w:hAnsi="Times New Roman" w:cs="Times New Roman"/>
+          <w:sz w:val="28"/>
+          <w:szCs w:val="28"/>
+          <w:lang w:val="en-US"/>
+        </w:rPr>
+        <w:t xml:space="preserve"> </w:t>
+      </w:r>
+      <w:proofErr w:type="spellStart"/>
+      <w:r>
+        <w:rPr>
+          <w:rFonts w:ascii="Times New Roman" w:hAnsi="Times New Roman" w:cs="Times New Roman"/>
+          <w:sz w:val="28"/>
+          <w:szCs w:val="28"/>
+          <w:lang w:val="en-US"/>
+        </w:rPr>
+        <w:t>має</w:t>
+      </w:r>
+      <w:proofErr w:type="spellEnd"/>
+      <w:r>
+        <w:rPr>
+          <w:rFonts w:ascii="Times New Roman" w:hAnsi="Times New Roman" w:cs="Times New Roman"/>
+          <w:sz w:val="28"/>
+          <w:szCs w:val="28"/>
+          <w:lang w:val="en-US"/>
+        </w:rPr>
+        <w:t xml:space="preserve"> </w:t>
+      </w:r>
+      <w:proofErr w:type="spellStart"/>
+      <w:r>
+        <w:rPr>
+          <w:rFonts w:ascii="Times New Roman" w:hAnsi="Times New Roman" w:cs="Times New Roman"/>
+          <w:sz w:val="28"/>
+          <w:szCs w:val="28"/>
+          <w:lang w:val="en-US"/>
+        </w:rPr>
+        <w:t>двовимірний</w:t>
+      </w:r>
+      <w:proofErr w:type="spellEnd"/>
+      <w:r>
+        <w:rPr>
+          <w:rFonts w:ascii="Times New Roman" w:hAnsi="Times New Roman" w:cs="Times New Roman"/>
+          <w:sz w:val="28"/>
+          <w:szCs w:val="28"/>
+          <w:lang w:val="en-US"/>
+        </w:rPr>
+        <w:t xml:space="preserve"> </w:t>
+      </w:r>
+      <w:proofErr w:type="spellStart"/>
+      <w:r>
+        <w:rPr>
+          <w:rFonts w:ascii="Times New Roman" w:hAnsi="Times New Roman" w:cs="Times New Roman"/>
+          <w:sz w:val="28"/>
+          <w:szCs w:val="28"/>
+          <w:lang w:val="en-US"/>
+        </w:rPr>
+        <w:t>нормальний</w:t>
+      </w:r>
+      <w:proofErr w:type="spellEnd"/>
+      <w:r>
+        <w:rPr>
+          <w:rFonts w:ascii="Times New Roman" w:hAnsi="Times New Roman" w:cs="Times New Roman"/>
+          <w:sz w:val="28"/>
+          <w:szCs w:val="28"/>
+          <w:lang w:val="en-US"/>
+        </w:rPr>
+        <w:t xml:space="preserve"> </w:t>
+      </w:r>
+      <w:proofErr w:type="spellStart"/>
+      <w:r>
+        <w:rPr>
+          <w:rFonts w:ascii="Times New Roman" w:hAnsi="Times New Roman" w:cs="Times New Roman"/>
+          <w:sz w:val="28"/>
+          <w:szCs w:val="28"/>
+          <w:lang w:val="en-US"/>
+        </w:rPr>
+        <w:t>розподіл</w:t>
+      </w:r>
+      <w:proofErr w:type="spellEnd"/>
+      <w:r>
+        <w:rPr>
+          <w:rFonts w:ascii="Times New Roman" w:hAnsi="Times New Roman" w:cs="Times New Roman"/>
+          <w:sz w:val="28"/>
+          <w:szCs w:val="28"/>
+          <w:lang w:val="en-US"/>
+        </w:rPr>
+        <w:t xml:space="preserve">, </w:t>
+      </w:r>
+      <w:proofErr w:type="spellStart"/>
+      <w:r>
+        <w:rPr>
+          <w:rFonts w:ascii="Times New Roman" w:hAnsi="Times New Roman" w:cs="Times New Roman"/>
+          <w:sz w:val="28"/>
+          <w:szCs w:val="28"/>
+          <w:lang w:val="en-US"/>
+        </w:rPr>
+        <w:t>якщо</w:t>
+      </w:r>
+      <w:proofErr w:type="spellEnd"/>
+      <w:r>
+        <w:rPr>
+          <w:rFonts w:ascii="Times New Roman" w:hAnsi="Times New Roman" w:cs="Times New Roman"/>
+          <w:sz w:val="28"/>
+          <w:szCs w:val="28"/>
+          <w:lang w:val="en-US"/>
+        </w:rPr>
+        <w:t xml:space="preserve"> </w:t>
+      </w:r>
+      <w:proofErr w:type="spellStart"/>
+      <w:r>
+        <w:rPr>
+          <w:rFonts w:ascii="Times New Roman" w:hAnsi="Times New Roman" w:cs="Times New Roman"/>
+          <w:sz w:val="28"/>
+          <w:szCs w:val="28"/>
+          <w:lang w:val="en-US"/>
+        </w:rPr>
+        <w:t>її</w:t>
+      </w:r>
+      <w:proofErr w:type="spellEnd"/>
+      <w:r>
+        <w:rPr>
+          <w:rFonts w:ascii="Times New Roman" w:hAnsi="Times New Roman" w:cs="Times New Roman"/>
+          <w:sz w:val="28"/>
+          <w:szCs w:val="28"/>
+          <w:lang w:val="en-US"/>
+        </w:rPr>
+        <w:t xml:space="preserve"> </w:t>
+      </w:r>
+      <w:proofErr w:type="spellStart"/>
+      <w:r>
+        <w:rPr>
+          <w:rFonts w:ascii="Times New Roman" w:hAnsi="Times New Roman" w:cs="Times New Roman"/>
+          <w:sz w:val="28"/>
+          <w:szCs w:val="28"/>
+          <w:lang w:val="en-US"/>
+        </w:rPr>
+        <w:t>щільність</w:t>
+      </w:r>
+      <w:proofErr w:type="spellEnd"/>
+      <w:r>
+        <w:rPr>
+          <w:rFonts w:ascii="Times New Roman" w:hAnsi="Times New Roman" w:cs="Times New Roman"/>
+          <w:sz w:val="28"/>
+          <w:szCs w:val="28"/>
+          <w:lang w:val="en-US"/>
+        </w:rPr>
+        <w:t xml:space="preserve"> </w:t>
+      </w:r>
+      <w:proofErr w:type="spellStart"/>
+      <w:r>
+        <w:rPr>
+          <w:rFonts w:ascii="Times New Roman" w:hAnsi="Times New Roman" w:cs="Times New Roman"/>
+          <w:sz w:val="28"/>
+          <w:szCs w:val="28"/>
+          <w:lang w:val="en-US"/>
+        </w:rPr>
+        <w:t>має</w:t>
+      </w:r>
+      <w:proofErr w:type="spellEnd"/>
+      <w:r>
+        <w:rPr>
+          <w:rFonts w:ascii="Times New Roman" w:hAnsi="Times New Roman" w:cs="Times New Roman"/>
+          <w:sz w:val="28"/>
+          <w:szCs w:val="28"/>
+          <w:lang w:val="en-US"/>
+        </w:rPr>
+        <w:t xml:space="preserve"> </w:t>
+      </w:r>
+      <w:proofErr w:type="spellStart"/>
+      <w:r>
+        <w:rPr>
+          <w:rFonts w:ascii="Times New Roman" w:hAnsi="Times New Roman" w:cs="Times New Roman"/>
+          <w:sz w:val="28"/>
+          <w:szCs w:val="28"/>
+          <w:lang w:val="en-US"/>
+        </w:rPr>
+        <w:t>вигляд</w:t>
+      </w:r>
+      <w:proofErr w:type="spellEnd"/>
+      <w:r>
+        <w:rPr>
+          <w:rFonts w:ascii="Times New Roman" w:hAnsi="Times New Roman" w:cs="Times New Roman"/>
+          <w:sz w:val="28"/>
+          <w:szCs w:val="28"/>
+          <w:lang w:val="en-US"/>
+        </w:rPr>
+        <w:t>:</w:t>
       </w:r>
     </w:p>
     <w:p>
@@ -1563,7 +1881,7 @@
           <v:shape id="_x0000_i1027" type="#_x0000_t75" style="width:424.5pt;height:43.2pt" o:ole="">
             <v:imagedata r:id="rId10" o:title=""/>
           </v:shape>
-          <o:OLEObject Type="Embed" ProgID="Equation.DSMT4" ShapeID="_x0000_i1027" DrawAspect="Content" ObjectID="_1824808943" r:id="rId11"/>
+          <o:OLEObject Type="Embed" ProgID="Equation.DSMT4" ShapeID="_x0000_i1027" DrawAspect="Content" ObjectID="_1825063071" r:id="rId11"/>
         </w:object>
       </w:r>
     </w:p>
@@ -1578,14 +1896,25 @@
           <w:lang w:val="en-US"/>
         </w:rPr>
       </w:pPr>
-      <w:r>
-        <w:rPr>
-          <w:rFonts w:ascii="Times New Roman" w:hAnsi="Times New Roman" w:cs="Times New Roman"/>
-          <w:sz w:val="28"/>
-          <w:szCs w:val="28"/>
-          <w:lang w:val="en-US"/>
-        </w:rPr>
-        <w:t>де:</w:t>
+      <w:proofErr w:type="spellStart"/>
+      <w:r>
+        <w:rPr>
+          <w:rFonts w:ascii="Times New Roman" w:hAnsi="Times New Roman" w:cs="Times New Roman"/>
+          <w:sz w:val="28"/>
+          <w:szCs w:val="28"/>
+          <w:lang w:val="en-US"/>
+        </w:rPr>
+        <w:t>де</w:t>
+      </w:r>
+      <w:proofErr w:type="spellEnd"/>
+      <w:r>
+        <w:rPr>
+          <w:rFonts w:ascii="Times New Roman" w:hAnsi="Times New Roman" w:cs="Times New Roman"/>
+          <w:sz w:val="28"/>
+          <w:szCs w:val="28"/>
+          <w:lang w:val="en-US"/>
+        </w:rPr>
+        <w:t>:</w:t>
       </w:r>
     </w:p>
     <w:p>
@@ -1616,7 +1945,7 @@
           <v:shape id="_x0000_i1028" type="#_x0000_t75" style="width:36.3pt;height:21.9pt" o:ole="">
             <v:imagedata r:id="rId12" o:title=""/>
           </v:shape>
-          <o:OLEObject Type="Embed" ProgID="Equation.DSMT4" ShapeID="_x0000_i1028" DrawAspect="Content" ObjectID="_1824808944" r:id="rId13"/>
+          <o:OLEObject Type="Embed" ProgID="Equation.DSMT4" ShapeID="_x0000_i1028" DrawAspect="Content" ObjectID="_1825063072" r:id="rId13"/>
         </w:object>
       </w:r>
       <w:r>
@@ -1626,7 +1955,47 @@
           <w:szCs w:val="28"/>
           <w:lang w:val="en-US"/>
         </w:rPr>
-        <w:t>— математичні сподівання;</w:t>
+        <w:t xml:space="preserve">— </w:t>
+      </w:r>
+      <w:proofErr w:type="spellStart"/>
+      <w:r>
+        <w:rPr>
+          <w:rFonts w:ascii="Times New Roman" w:hAnsi="Times New Roman" w:cs="Times New Roman"/>
+          <w:sz w:val="28"/>
+          <w:szCs w:val="28"/>
+          <w:lang w:val="en-US"/>
+        </w:rPr>
+        <w:t>математичні</w:t>
+      </w:r>
+      <w:proofErr w:type="spellEnd"/>
+      <w:r>
+        <w:rPr>
+          <w:rFonts w:ascii="Times New Roman" w:hAnsi="Times New Roman" w:cs="Times New Roman"/>
+          <w:sz w:val="28"/>
+          <w:szCs w:val="28"/>
+          <w:lang w:val="en-US"/>
+        </w:rPr>
+        <w:t xml:space="preserve"> </w:t>
+      </w:r>
+      <w:proofErr w:type="spellStart"/>
+      <w:r>
+        <w:rPr>
+          <w:rFonts w:ascii="Times New Roman" w:hAnsi="Times New Roman" w:cs="Times New Roman"/>
+          <w:sz w:val="28"/>
+          <w:szCs w:val="28"/>
+          <w:lang w:val="en-US"/>
+        </w:rPr>
+        <w:t>сподівання</w:t>
+      </w:r>
+      <w:proofErr w:type="spellEnd"/>
+      <w:r>
+        <w:rPr>
+          <w:rFonts w:ascii="Times New Roman" w:hAnsi="Times New Roman" w:cs="Times New Roman"/>
+          <w:sz w:val="28"/>
+          <w:szCs w:val="28"/>
+          <w:lang w:val="en-US"/>
+        </w:rPr>
+        <w:t>;</w:t>
       </w:r>
     </w:p>
     <w:p>
@@ -1657,7 +2026,7 @@
           <v:shape id="_x0000_i1029" type="#_x0000_t75" style="width:36.3pt;height:21.9pt" o:ole="">
             <v:imagedata r:id="rId14" o:title=""/>
           </v:shape>
-          <o:OLEObject Type="Embed" ProgID="Equation.DSMT4" ShapeID="_x0000_i1029" DrawAspect="Content" ObjectID="_1824808945" r:id="rId15"/>
+          <o:OLEObject Type="Embed" ProgID="Equation.DSMT4" ShapeID="_x0000_i1029" DrawAspect="Content" ObjectID="_1825063073" r:id="rId15"/>
         </w:object>
       </w:r>
       <w:r>
@@ -1667,7 +2036,47 @@
           <w:szCs w:val="28"/>
           <w:lang w:val="en-US"/>
         </w:rPr>
-        <w:t>— стандартні відхилення;</w:t>
+        <w:t xml:space="preserve">— </w:t>
+      </w:r>
+      <w:proofErr w:type="spellStart"/>
+      <w:r>
+        <w:rPr>
+          <w:rFonts w:ascii="Times New Roman" w:hAnsi="Times New Roman" w:cs="Times New Roman"/>
+          <w:sz w:val="28"/>
+          <w:szCs w:val="28"/>
+          <w:lang w:val="en-US"/>
+        </w:rPr>
+        <w:t>стандартні</w:t>
+      </w:r>
+      <w:proofErr w:type="spellEnd"/>
+      <w:r>
+        <w:rPr>
+          <w:rFonts w:ascii="Times New Roman" w:hAnsi="Times New Roman" w:cs="Times New Roman"/>
+          <w:sz w:val="28"/>
+          <w:szCs w:val="28"/>
+          <w:lang w:val="en-US"/>
+        </w:rPr>
+        <w:t xml:space="preserve"> </w:t>
+      </w:r>
+      <w:proofErr w:type="spellStart"/>
+      <w:r>
+        <w:rPr>
+          <w:rFonts w:ascii="Times New Roman" w:hAnsi="Times New Roman" w:cs="Times New Roman"/>
+          <w:sz w:val="28"/>
+          <w:szCs w:val="28"/>
+          <w:lang w:val="en-US"/>
+        </w:rPr>
+        <w:t>відхилення</w:t>
+      </w:r>
+      <w:proofErr w:type="spellEnd"/>
+      <w:r>
+        <w:rPr>
+          <w:rFonts w:ascii="Times New Roman" w:hAnsi="Times New Roman" w:cs="Times New Roman"/>
+          <w:sz w:val="28"/>
+          <w:szCs w:val="28"/>
+          <w:lang w:val="en-US"/>
+        </w:rPr>
+        <w:t>;</w:t>
       </w:r>
     </w:p>
     <w:p>
@@ -1698,7 +2107,7 @@
           <v:shape id="_x0000_i1030" type="#_x0000_t75" style="width:14.4pt;height:14.4pt" o:ole="">
             <v:imagedata r:id="rId16" o:title=""/>
           </v:shape>
-          <o:OLEObject Type="Embed" ProgID="Equation.DSMT4" ShapeID="_x0000_i1030" DrawAspect="Content" ObjectID="_1824808946" r:id="rId17"/>
+          <o:OLEObject Type="Embed" ProgID="Equation.DSMT4" ShapeID="_x0000_i1030" DrawAspect="Content" ObjectID="_1825063074" r:id="rId17"/>
         </w:object>
       </w:r>
       <w:r>
@@ -1708,8 +2117,39 @@
           <w:szCs w:val="28"/>
           <w:lang w:val="en-US"/>
         </w:rPr>
-        <w:t>— коефіцієнт кореляції</w:t>
-      </w:r>
+        <w:t xml:space="preserve">— </w:t>
+      </w:r>
+      <w:proofErr w:type="spellStart"/>
+      <w:r>
+        <w:rPr>
+          <w:rFonts w:ascii="Times New Roman" w:hAnsi="Times New Roman" w:cs="Times New Roman"/>
+          <w:sz w:val="28"/>
+          <w:szCs w:val="28"/>
+          <w:lang w:val="en-US"/>
+        </w:rPr>
+        <w:t>коефіцієнт</w:t>
+      </w:r>
+      <w:proofErr w:type="spellEnd"/>
+      <w:r>
+        <w:rPr>
+          <w:rFonts w:ascii="Times New Roman" w:hAnsi="Times New Roman" w:cs="Times New Roman"/>
+          <w:sz w:val="28"/>
+          <w:szCs w:val="28"/>
+          <w:lang w:val="en-US"/>
+        </w:rPr>
+        <w:t xml:space="preserve"> </w:t>
+      </w:r>
+      <w:proofErr w:type="spellStart"/>
+      <w:r>
+        <w:rPr>
+          <w:rFonts w:ascii="Times New Roman" w:hAnsi="Times New Roman" w:cs="Times New Roman"/>
+          <w:sz w:val="28"/>
+          <w:szCs w:val="28"/>
+          <w:lang w:val="en-US"/>
+        </w:rPr>
+        <w:t>кореляції</w:t>
+      </w:r>
+      <w:proofErr w:type="spellEnd"/>
       <w:r>
         <w:rPr>
           <w:rFonts w:ascii="Times New Roman" w:hAnsi="Times New Roman" w:cs="Times New Roman"/>
@@ -1731,7 +2171,7 @@
           <v:shape id="_x0000_i1031" type="#_x0000_t75" style="width:50.1pt;height:14.4pt" o:ole="">
             <v:imagedata r:id="rId18" o:title=""/>
           </v:shape>
-          <o:OLEObject Type="Embed" ProgID="Equation.DSMT4" ShapeID="_x0000_i1031" DrawAspect="Content" ObjectID="_1824808947" r:id="rId19"/>
+          <o:OLEObject Type="Embed" ProgID="Equation.DSMT4" ShapeID="_x0000_i1031" DrawAspect="Content" ObjectID="_1825063075" r:id="rId19"/>
         </w:object>
       </w:r>
     </w:p>
@@ -1758,15 +2198,37 @@
       <w:r>
         <w:t xml:space="preserve"> </w:t>
       </w:r>
-      <w:r>
-        <w:rPr>
-          <w:rFonts w:ascii="Times New Roman" w:hAnsi="Times New Roman" w:cs="Times New Roman"/>
-          <w:sz w:val="28"/>
-          <w:szCs w:val="28"/>
-          <w:lang w:val="en-US"/>
-        </w:rPr>
-        <w:t>Вибіркові оцінки</w:t>
-      </w:r>
+      <w:proofErr w:type="spellStart"/>
+      <w:r>
+        <w:rPr>
+          <w:rFonts w:ascii="Times New Roman" w:hAnsi="Times New Roman" w:cs="Times New Roman"/>
+          <w:sz w:val="28"/>
+          <w:szCs w:val="28"/>
+          <w:lang w:val="en-US"/>
+        </w:rPr>
+        <w:t>Вибіркові</w:t>
+      </w:r>
+      <w:proofErr w:type="spellEnd"/>
+      <w:r>
+        <w:rPr>
+          <w:rFonts w:ascii="Times New Roman" w:hAnsi="Times New Roman" w:cs="Times New Roman"/>
+          <w:sz w:val="28"/>
+          <w:szCs w:val="28"/>
+          <w:lang w:val="en-US"/>
+        </w:rPr>
+        <w:t xml:space="preserve"> </w:t>
+      </w:r>
+      <w:proofErr w:type="spellStart"/>
+      <w:r>
+        <w:rPr>
+          <w:rFonts w:ascii="Times New Roman" w:hAnsi="Times New Roman" w:cs="Times New Roman"/>
+          <w:sz w:val="28"/>
+          <w:szCs w:val="28"/>
+          <w:lang w:val="en-US"/>
+        </w:rPr>
+        <w:t>оцінки</w:t>
+      </w:r>
+      <w:proofErr w:type="spellEnd"/>
     </w:p>
     <w:p>
       <w:pPr>
@@ -1777,15 +2239,37 @@
           <w:lang w:val="en-US"/>
         </w:rPr>
       </w:pPr>
-      <w:r>
-        <w:rPr>
-          <w:rFonts w:ascii="Times New Roman" w:hAnsi="Times New Roman" w:cs="Times New Roman"/>
-          <w:sz w:val="28"/>
-          <w:szCs w:val="28"/>
-          <w:lang w:val="en-US"/>
-        </w:rPr>
-        <w:t>Для вибірки</w:t>
-      </w:r>
+      <w:proofErr w:type="spellStart"/>
+      <w:r>
+        <w:rPr>
+          <w:rFonts w:ascii="Times New Roman" w:hAnsi="Times New Roman" w:cs="Times New Roman"/>
+          <w:sz w:val="28"/>
+          <w:szCs w:val="28"/>
+          <w:lang w:val="en-US"/>
+        </w:rPr>
+        <w:t>Для</w:t>
+      </w:r>
+      <w:proofErr w:type="spellEnd"/>
+      <w:r>
+        <w:rPr>
+          <w:rFonts w:ascii="Times New Roman" w:hAnsi="Times New Roman" w:cs="Times New Roman"/>
+          <w:sz w:val="28"/>
+          <w:szCs w:val="28"/>
+          <w:lang w:val="en-US"/>
+        </w:rPr>
+        <w:t xml:space="preserve"> </w:t>
+      </w:r>
+      <w:proofErr w:type="spellStart"/>
+      <w:r>
+        <w:rPr>
+          <w:rFonts w:ascii="Times New Roman" w:hAnsi="Times New Roman" w:cs="Times New Roman"/>
+          <w:sz w:val="28"/>
+          <w:szCs w:val="28"/>
+          <w:lang w:val="en-US"/>
+        </w:rPr>
+        <w:t>вибірки</w:t>
+      </w:r>
+      <w:proofErr w:type="spellEnd"/>
       <w:r>
         <w:rPr>
           <w:rFonts w:ascii="Times New Roman" w:hAnsi="Times New Roman" w:cs="Times New Roman"/>
@@ -1798,7 +2282,7 @@
           <v:shape id="_x0000_i1032" type="#_x0000_t75" style="width:50.1pt;height:21.9pt" o:ole="">
             <v:imagedata r:id="rId20" o:title=""/>
           </v:shape>
-          <o:OLEObject Type="Embed" ProgID="Equation.DSMT4" ShapeID="_x0000_i1032" DrawAspect="Content" ObjectID="_1824808948" r:id="rId21"/>
+          <o:OLEObject Type="Embed" ProgID="Equation.DSMT4" ShapeID="_x0000_i1032" DrawAspect="Content" ObjectID="_1825063076" r:id="rId21"/>
         </w:object>
       </w:r>
     </w:p>
@@ -1811,15 +2295,37 @@
           <w:lang w:val="en-US"/>
         </w:rPr>
       </w:pPr>
-      <w:r>
-        <w:rPr>
-          <w:rFonts w:ascii="Times New Roman" w:hAnsi="Times New Roman" w:cs="Times New Roman"/>
-          <w:sz w:val="28"/>
-          <w:szCs w:val="28"/>
-          <w:lang w:val="en-US"/>
-        </w:rPr>
-        <w:t>Вибіркове середнє</w:t>
-      </w:r>
+      <w:proofErr w:type="spellStart"/>
+      <w:r>
+        <w:rPr>
+          <w:rFonts w:ascii="Times New Roman" w:hAnsi="Times New Roman" w:cs="Times New Roman"/>
+          <w:sz w:val="28"/>
+          <w:szCs w:val="28"/>
+          <w:lang w:val="en-US"/>
+        </w:rPr>
+        <w:t>Вибіркове</w:t>
+      </w:r>
+      <w:proofErr w:type="spellEnd"/>
+      <w:r>
+        <w:rPr>
+          <w:rFonts w:ascii="Times New Roman" w:hAnsi="Times New Roman" w:cs="Times New Roman"/>
+          <w:sz w:val="28"/>
+          <w:szCs w:val="28"/>
+          <w:lang w:val="en-US"/>
+        </w:rPr>
+        <w:t xml:space="preserve"> </w:t>
+      </w:r>
+      <w:proofErr w:type="spellStart"/>
+      <w:r>
+        <w:rPr>
+          <w:rFonts w:ascii="Times New Roman" w:hAnsi="Times New Roman" w:cs="Times New Roman"/>
+          <w:sz w:val="28"/>
+          <w:szCs w:val="28"/>
+          <w:lang w:val="en-US"/>
+        </w:rPr>
+        <w:t>середнє</w:t>
+      </w:r>
+      <w:proofErr w:type="spellEnd"/>
       <w:r>
         <w:rPr>
           <w:rFonts w:ascii="Times New Roman" w:hAnsi="Times New Roman" w:cs="Times New Roman"/>
@@ -1841,7 +2347,7 @@
           <v:shape id="_x0000_i1033" type="#_x0000_t75" style="width:50.1pt;height:28.8pt" o:ole="">
             <v:imagedata r:id="rId22" o:title=""/>
           </v:shape>
-          <o:OLEObject Type="Embed" ProgID="Equation.DSMT4" ShapeID="_x0000_i1033" DrawAspect="Content" ObjectID="_1824808949" r:id="rId23"/>
+          <o:OLEObject Type="Embed" ProgID="Equation.DSMT4" ShapeID="_x0000_i1033" DrawAspect="Content" ObjectID="_1825063077" r:id="rId23"/>
         </w:object>
       </w:r>
     </w:p>
@@ -1854,15 +2360,37 @@
           <w:lang w:val="en-US"/>
         </w:rPr>
       </w:pPr>
-      <w:r>
-        <w:rPr>
-          <w:rFonts w:ascii="Times New Roman" w:hAnsi="Times New Roman" w:cs="Times New Roman"/>
-          <w:sz w:val="28"/>
-          <w:szCs w:val="28"/>
-          <w:lang w:val="en-US"/>
-        </w:rPr>
-        <w:t>Вибіркова дисперсія</w:t>
-      </w:r>
+      <w:proofErr w:type="spellStart"/>
+      <w:r>
+        <w:rPr>
+          <w:rFonts w:ascii="Times New Roman" w:hAnsi="Times New Roman" w:cs="Times New Roman"/>
+          <w:sz w:val="28"/>
+          <w:szCs w:val="28"/>
+          <w:lang w:val="en-US"/>
+        </w:rPr>
+        <w:t>Вибіркова</w:t>
+      </w:r>
+      <w:proofErr w:type="spellEnd"/>
+      <w:r>
+        <w:rPr>
+          <w:rFonts w:ascii="Times New Roman" w:hAnsi="Times New Roman" w:cs="Times New Roman"/>
+          <w:sz w:val="28"/>
+          <w:szCs w:val="28"/>
+          <w:lang w:val="en-US"/>
+        </w:rPr>
+        <w:t xml:space="preserve"> </w:t>
+      </w:r>
+      <w:proofErr w:type="spellStart"/>
+      <w:r>
+        <w:rPr>
+          <w:rFonts w:ascii="Times New Roman" w:hAnsi="Times New Roman" w:cs="Times New Roman"/>
+          <w:sz w:val="28"/>
+          <w:szCs w:val="28"/>
+          <w:lang w:val="en-US"/>
+        </w:rPr>
+        <w:t>дисперсія</w:t>
+      </w:r>
+      <w:proofErr w:type="spellEnd"/>
       <w:r>
         <w:rPr>
           <w:rFonts w:ascii="Times New Roman" w:hAnsi="Times New Roman" w:cs="Times New Roman"/>
@@ -1884,7 +2412,7 @@
           <v:shape id="_x0000_i1034" type="#_x0000_t75" style="width:100.8pt;height:28.8pt" o:ole="">
             <v:imagedata r:id="rId24" o:title=""/>
           </v:shape>
-          <o:OLEObject Type="Embed" ProgID="Equation.DSMT4" ShapeID="_x0000_i1034" DrawAspect="Content" ObjectID="_1824808950" r:id="rId25"/>
+          <o:OLEObject Type="Embed" ProgID="Equation.DSMT4" ShapeID="_x0000_i1034" DrawAspect="Content" ObjectID="_1825063078" r:id="rId25"/>
         </w:object>
       </w:r>
     </w:p>
@@ -1897,15 +2425,37 @@
           <w:lang w:val="en-US"/>
         </w:rPr>
       </w:pPr>
-      <w:r>
-        <w:rPr>
-          <w:rFonts w:ascii="Times New Roman" w:hAnsi="Times New Roman" w:cs="Times New Roman"/>
-          <w:sz w:val="28"/>
-          <w:szCs w:val="28"/>
-          <w:lang w:val="en-US"/>
-        </w:rPr>
-        <w:t>Вибіркова коваріація</w:t>
-      </w:r>
+      <w:proofErr w:type="spellStart"/>
+      <w:r>
+        <w:rPr>
+          <w:rFonts w:ascii="Times New Roman" w:hAnsi="Times New Roman" w:cs="Times New Roman"/>
+          <w:sz w:val="28"/>
+          <w:szCs w:val="28"/>
+          <w:lang w:val="en-US"/>
+        </w:rPr>
+        <w:t>Вибіркова</w:t>
+      </w:r>
+      <w:proofErr w:type="spellEnd"/>
+      <w:r>
+        <w:rPr>
+          <w:rFonts w:ascii="Times New Roman" w:hAnsi="Times New Roman" w:cs="Times New Roman"/>
+          <w:sz w:val="28"/>
+          <w:szCs w:val="28"/>
+          <w:lang w:val="en-US"/>
+        </w:rPr>
+        <w:t xml:space="preserve"> </w:t>
+      </w:r>
+      <w:proofErr w:type="spellStart"/>
+      <w:r>
+        <w:rPr>
+          <w:rFonts w:ascii="Times New Roman" w:hAnsi="Times New Roman" w:cs="Times New Roman"/>
+          <w:sz w:val="28"/>
+          <w:szCs w:val="28"/>
+          <w:lang w:val="en-US"/>
+        </w:rPr>
+        <w:t>коваріація</w:t>
+      </w:r>
+      <w:proofErr w:type="spellEnd"/>
       <w:r>
         <w:rPr>
           <w:rFonts w:ascii="Times New Roman" w:hAnsi="Times New Roman" w:cs="Times New Roman"/>
@@ -1927,7 +2477,7 @@
           <v:shape id="_x0000_i1035" type="#_x0000_t75" style="width:137.1pt;height:28.8pt" o:ole="">
             <v:imagedata r:id="rId26" o:title=""/>
           </v:shape>
-          <o:OLEObject Type="Embed" ProgID="Equation.DSMT4" ShapeID="_x0000_i1035" DrawAspect="Content" ObjectID="_1824808951" r:id="rId27"/>
+          <o:OLEObject Type="Embed" ProgID="Equation.DSMT4" ShapeID="_x0000_i1035" DrawAspect="Content" ObjectID="_1825063079" r:id="rId27"/>
         </w:object>
       </w:r>
     </w:p>
@@ -1940,15 +2490,37 @@
           <w:lang w:val="en-US"/>
         </w:rPr>
       </w:pPr>
-      <w:r>
-        <w:rPr>
-          <w:rFonts w:ascii="Times New Roman" w:hAnsi="Times New Roman" w:cs="Times New Roman"/>
-          <w:sz w:val="28"/>
-          <w:szCs w:val="28"/>
-          <w:lang w:val="en-US"/>
-        </w:rPr>
-        <w:t>Коефіцієнт кореляції</w:t>
-      </w:r>
+      <w:proofErr w:type="spellStart"/>
+      <w:r>
+        <w:rPr>
+          <w:rFonts w:ascii="Times New Roman" w:hAnsi="Times New Roman" w:cs="Times New Roman"/>
+          <w:sz w:val="28"/>
+          <w:szCs w:val="28"/>
+          <w:lang w:val="en-US"/>
+        </w:rPr>
+        <w:t>Коефіцієнт</w:t>
+      </w:r>
+      <w:proofErr w:type="spellEnd"/>
+      <w:r>
+        <w:rPr>
+          <w:rFonts w:ascii="Times New Roman" w:hAnsi="Times New Roman" w:cs="Times New Roman"/>
+          <w:sz w:val="28"/>
+          <w:szCs w:val="28"/>
+          <w:lang w:val="en-US"/>
+        </w:rPr>
+        <w:t xml:space="preserve"> </w:t>
+      </w:r>
+      <w:proofErr w:type="spellStart"/>
+      <w:r>
+        <w:rPr>
+          <w:rFonts w:ascii="Times New Roman" w:hAnsi="Times New Roman" w:cs="Times New Roman"/>
+          <w:sz w:val="28"/>
+          <w:szCs w:val="28"/>
+          <w:lang w:val="en-US"/>
+        </w:rPr>
+        <w:t>кореляції</w:t>
+      </w:r>
+      <w:proofErr w:type="spellEnd"/>
       <w:r>
         <w:rPr>
           <w:rFonts w:ascii="Times New Roman" w:hAnsi="Times New Roman" w:cs="Times New Roman"/>
@@ -1970,7 +2542,7 @@
           <v:shape id="_x0000_i1036" type="#_x0000_t75" style="width:43.2pt;height:36.3pt" o:ole="">
             <v:imagedata r:id="rId28" o:title=""/>
           </v:shape>
-          <o:OLEObject Type="Embed" ProgID="Equation.DSMT4" ShapeID="_x0000_i1036" DrawAspect="Content" ObjectID="_1824808952" r:id="rId29"/>
+          <o:OLEObject Type="Embed" ProgID="Equation.DSMT4" ShapeID="_x0000_i1036" DrawAspect="Content" ObjectID="_1825063080" r:id="rId29"/>
         </w:object>
       </w:r>
     </w:p>
@@ -1995,15 +2567,37 @@
       <w:r>
         <w:t xml:space="preserve"> </w:t>
       </w:r>
-      <w:r>
-        <w:rPr>
-          <w:rFonts w:ascii="Times New Roman" w:hAnsi="Times New Roman" w:cs="Times New Roman"/>
-          <w:sz w:val="28"/>
-          <w:szCs w:val="28"/>
-          <w:lang w:val="en-US"/>
-        </w:rPr>
-        <w:t>Критерій Пірсона</w:t>
-      </w:r>
+      <w:proofErr w:type="spellStart"/>
+      <w:r>
+        <w:rPr>
+          <w:rFonts w:ascii="Times New Roman" w:hAnsi="Times New Roman" w:cs="Times New Roman"/>
+          <w:sz w:val="28"/>
+          <w:szCs w:val="28"/>
+          <w:lang w:val="en-US"/>
+        </w:rPr>
+        <w:t>Критерій</w:t>
+      </w:r>
+      <w:proofErr w:type="spellEnd"/>
+      <w:r>
+        <w:rPr>
+          <w:rFonts w:ascii="Times New Roman" w:hAnsi="Times New Roman" w:cs="Times New Roman"/>
+          <w:sz w:val="28"/>
+          <w:szCs w:val="28"/>
+          <w:lang w:val="en-US"/>
+        </w:rPr>
+        <w:t xml:space="preserve"> </w:t>
+      </w:r>
+      <w:proofErr w:type="spellStart"/>
+      <w:r>
+        <w:rPr>
+          <w:rFonts w:ascii="Times New Roman" w:hAnsi="Times New Roman" w:cs="Times New Roman"/>
+          <w:sz w:val="28"/>
+          <w:szCs w:val="28"/>
+          <w:lang w:val="en-US"/>
+        </w:rPr>
+        <w:t>Пірсона</w:t>
+      </w:r>
+      <w:proofErr w:type="spellEnd"/>
       <w:r>
         <w:rPr>
           <w:rFonts w:ascii="Times New Roman" w:hAnsi="Times New Roman" w:cs="Times New Roman"/>
@@ -2025,7 +2619,7 @@
           <v:shape id="_x0000_i1037" type="#_x0000_t75" style="width:14.4pt;height:14.4pt" o:ole="">
             <v:imagedata r:id="rId30" o:title=""/>
           </v:shape>
-          <o:OLEObject Type="Embed" ProgID="Equation.DSMT4" ShapeID="_x0000_i1037" DrawAspect="Content" ObjectID="_1824808953" r:id="rId31"/>
+          <o:OLEObject Type="Embed" ProgID="Equation.DSMT4" ShapeID="_x0000_i1037" DrawAspect="Content" ObjectID="_1825063081" r:id="rId31"/>
         </w:object>
       </w:r>
       <w:r>
@@ -2037,15 +2631,57 @@
         </w:rPr>
         <w:t xml:space="preserve"> </w:t>
       </w:r>
-      <w:r>
-        <w:rPr>
-          <w:rFonts w:ascii="Times New Roman" w:hAnsi="Times New Roman" w:cs="Times New Roman"/>
-          <w:sz w:val="28"/>
-          <w:szCs w:val="28"/>
-          <w:lang w:val="en-US"/>
-        </w:rPr>
-        <w:t>для перевірки нормальності</w:t>
-      </w:r>
+      <w:proofErr w:type="spellStart"/>
+      <w:r>
+        <w:rPr>
+          <w:rFonts w:ascii="Times New Roman" w:hAnsi="Times New Roman" w:cs="Times New Roman"/>
+          <w:sz w:val="28"/>
+          <w:szCs w:val="28"/>
+          <w:lang w:val="en-US"/>
+        </w:rPr>
+        <w:t>для</w:t>
+      </w:r>
+      <w:proofErr w:type="spellEnd"/>
+      <w:r>
+        <w:rPr>
+          <w:rFonts w:ascii="Times New Roman" w:hAnsi="Times New Roman" w:cs="Times New Roman"/>
+          <w:sz w:val="28"/>
+          <w:szCs w:val="28"/>
+          <w:lang w:val="en-US"/>
+        </w:rPr>
+        <w:t xml:space="preserve"> </w:t>
+      </w:r>
+      <w:proofErr w:type="spellStart"/>
+      <w:r>
+        <w:rPr>
+          <w:rFonts w:ascii="Times New Roman" w:hAnsi="Times New Roman" w:cs="Times New Roman"/>
+          <w:sz w:val="28"/>
+          <w:szCs w:val="28"/>
+          <w:lang w:val="en-US"/>
+        </w:rPr>
+        <w:t>перевірки</w:t>
+      </w:r>
+      <w:proofErr w:type="spellEnd"/>
+      <w:r>
+        <w:rPr>
+          <w:rFonts w:ascii="Times New Roman" w:hAnsi="Times New Roman" w:cs="Times New Roman"/>
+          <w:sz w:val="28"/>
+          <w:szCs w:val="28"/>
+          <w:lang w:val="en-US"/>
+        </w:rPr>
+        <w:t xml:space="preserve"> </w:t>
+      </w:r>
+      <w:proofErr w:type="spellStart"/>
+      <w:r>
+        <w:rPr>
+          <w:rFonts w:ascii="Times New Roman" w:hAnsi="Times New Roman" w:cs="Times New Roman"/>
+          <w:sz w:val="28"/>
+          <w:szCs w:val="28"/>
+          <w:lang w:val="en-US"/>
+        </w:rPr>
+        <w:t>нормальності</w:t>
+      </w:r>
+      <w:proofErr w:type="spellEnd"/>
     </w:p>
     <w:p>
       <w:pPr>
@@ -2056,6 +2692,7 @@
           <w:lang w:val="en-US"/>
         </w:rPr>
       </w:pPr>
+      <w:proofErr w:type="spellStart"/>
       <w:r>
         <w:rPr>
           <w:rFonts w:ascii="Times New Roman" w:hAnsi="Times New Roman" w:cs="Times New Roman"/>
@@ -2065,6 +2702,7 @@
         </w:rPr>
         <w:t>Гіпотеза</w:t>
       </w:r>
+      <w:proofErr w:type="spellEnd"/>
       <w:r>
         <w:rPr>
           <w:rFonts w:ascii="Times New Roman" w:hAnsi="Times New Roman" w:cs="Times New Roman"/>
@@ -2086,7 +2724,7 @@
           <v:shape id="_x0000_i1038" type="#_x0000_t75" style="width:93.3pt;height:21.9pt" o:ole="">
             <v:imagedata r:id="rId32" o:title=""/>
           </v:shape>
-          <o:OLEObject Type="Embed" ProgID="Equation.DSMT4" ShapeID="_x0000_i1038" DrawAspect="Content" ObjectID="_1824808954" r:id="rId33"/>
+          <o:OLEObject Type="Embed" ProgID="Equation.DSMT4" ShapeID="_x0000_i1038" DrawAspect="Content" ObjectID="_1825063082" r:id="rId33"/>
         </w:object>
       </w:r>
     </w:p>
@@ -2099,14 +2737,125 @@
           <w:lang w:val="en-US"/>
         </w:rPr>
       </w:pPr>
-      <w:r>
-        <w:rPr>
-          <w:rFonts w:ascii="Times New Roman" w:hAnsi="Times New Roman" w:cs="Times New Roman"/>
-          <w:sz w:val="28"/>
-          <w:szCs w:val="28"/>
-          <w:lang w:val="en-US"/>
-        </w:rPr>
-        <w:t>Розбиваємо дані на k інтервалів, обчислюємо спостережувані (</w:t>
+      <w:proofErr w:type="spellStart"/>
+      <w:r>
+        <w:rPr>
+          <w:rFonts w:ascii="Times New Roman" w:hAnsi="Times New Roman" w:cs="Times New Roman"/>
+          <w:sz w:val="28"/>
+          <w:szCs w:val="28"/>
+          <w:lang w:val="en-US"/>
+        </w:rPr>
+        <w:t>Розбиваємо</w:t>
+      </w:r>
+      <w:proofErr w:type="spellEnd"/>
+      <w:r>
+        <w:rPr>
+          <w:rFonts w:ascii="Times New Roman" w:hAnsi="Times New Roman" w:cs="Times New Roman"/>
+          <w:sz w:val="28"/>
+          <w:szCs w:val="28"/>
+          <w:lang w:val="en-US"/>
+        </w:rPr>
+        <w:t xml:space="preserve"> </w:t>
+      </w:r>
+      <w:proofErr w:type="spellStart"/>
+      <w:r>
+        <w:rPr>
+          <w:rFonts w:ascii="Times New Roman" w:hAnsi="Times New Roman" w:cs="Times New Roman"/>
+          <w:sz w:val="28"/>
+          <w:szCs w:val="28"/>
+          <w:lang w:val="en-US"/>
+        </w:rPr>
+        <w:t>дані</w:t>
+      </w:r>
+      <w:proofErr w:type="spellEnd"/>
+      <w:r>
+        <w:rPr>
+          <w:rFonts w:ascii="Times New Roman" w:hAnsi="Times New Roman" w:cs="Times New Roman"/>
+          <w:sz w:val="28"/>
+          <w:szCs w:val="28"/>
+          <w:lang w:val="en-US"/>
+        </w:rPr>
+        <w:t xml:space="preserve"> </w:t>
+      </w:r>
+      <w:proofErr w:type="spellStart"/>
+      <w:r>
+        <w:rPr>
+          <w:rFonts w:ascii="Times New Roman" w:hAnsi="Times New Roman" w:cs="Times New Roman"/>
+          <w:sz w:val="28"/>
+          <w:szCs w:val="28"/>
+          <w:lang w:val="en-US"/>
+        </w:rPr>
+        <w:t>на</w:t>
+      </w:r>
+      <w:proofErr w:type="spellEnd"/>
+      <w:r>
+        <w:rPr>
+          <w:rFonts w:ascii="Times New Roman" w:hAnsi="Times New Roman" w:cs="Times New Roman"/>
+          <w:sz w:val="28"/>
+          <w:szCs w:val="28"/>
+          <w:lang w:val="en-US"/>
+        </w:rPr>
+        <w:t xml:space="preserve"> k </w:t>
+      </w:r>
+      <w:proofErr w:type="spellStart"/>
+      <w:r>
+        <w:rPr>
+          <w:rFonts w:ascii="Times New Roman" w:hAnsi="Times New Roman" w:cs="Times New Roman"/>
+          <w:sz w:val="28"/>
+          <w:szCs w:val="28"/>
+          <w:lang w:val="en-US"/>
+        </w:rPr>
+        <w:t>інтервалів</w:t>
+      </w:r>
+      <w:proofErr w:type="spellEnd"/>
+      <w:r>
+        <w:rPr>
+          <w:rFonts w:ascii="Times New Roman" w:hAnsi="Times New Roman" w:cs="Times New Roman"/>
+          <w:sz w:val="28"/>
+          <w:szCs w:val="28"/>
+          <w:lang w:val="en-US"/>
+        </w:rPr>
+        <w:t xml:space="preserve">, </w:t>
+      </w:r>
+      <w:proofErr w:type="spellStart"/>
+      <w:r>
+        <w:rPr>
+          <w:rFonts w:ascii="Times New Roman" w:hAnsi="Times New Roman" w:cs="Times New Roman"/>
+          <w:sz w:val="28"/>
+          <w:szCs w:val="28"/>
+          <w:lang w:val="en-US"/>
+        </w:rPr>
+        <w:t>обчислюємо</w:t>
+      </w:r>
+      <w:proofErr w:type="spellEnd"/>
+      <w:r>
+        <w:rPr>
+          <w:rFonts w:ascii="Times New Roman" w:hAnsi="Times New Roman" w:cs="Times New Roman"/>
+          <w:sz w:val="28"/>
+          <w:szCs w:val="28"/>
+          <w:lang w:val="en-US"/>
+        </w:rPr>
+        <w:t xml:space="preserve"> </w:t>
+      </w:r>
+      <w:proofErr w:type="spellStart"/>
+      <w:r>
+        <w:rPr>
+          <w:rFonts w:ascii="Times New Roman" w:hAnsi="Times New Roman" w:cs="Times New Roman"/>
+          <w:sz w:val="28"/>
+          <w:szCs w:val="28"/>
+          <w:lang w:val="en-US"/>
+        </w:rPr>
+        <w:t>спостережувані</w:t>
+      </w:r>
+      <w:proofErr w:type="spellEnd"/>
+      <w:r>
+        <w:rPr>
+          <w:rFonts w:ascii="Times New Roman" w:hAnsi="Times New Roman" w:cs="Times New Roman"/>
+          <w:sz w:val="28"/>
+          <w:szCs w:val="28"/>
+          <w:lang w:val="en-US"/>
+        </w:rPr>
+        <w:t xml:space="preserve"> (</w:t>
       </w:r>
       <w:r>
         <w:rPr>
@@ -2120,7 +2869,7 @@
           <v:shape id="_x0000_i1039" type="#_x0000_t75" style="width:14.4pt;height:21.9pt" o:ole="">
             <v:imagedata r:id="rId34" o:title=""/>
           </v:shape>
-          <o:OLEObject Type="Embed" ProgID="Equation.DSMT4" ShapeID="_x0000_i1039" DrawAspect="Content" ObjectID="_1824808955" r:id="rId35"/>
+          <o:OLEObject Type="Embed" ProgID="Equation.DSMT4" ShapeID="_x0000_i1039" DrawAspect="Content" ObjectID="_1825063083" r:id="rId35"/>
         </w:object>
       </w:r>
       <w:r>
@@ -2130,7 +2879,47 @@
           <w:szCs w:val="28"/>
           <w:lang w:val="en-US"/>
         </w:rPr>
-        <w:t>) та очікувані (</w:t>
+        <w:t xml:space="preserve">) </w:t>
+      </w:r>
+      <w:proofErr w:type="spellStart"/>
+      <w:r>
+        <w:rPr>
+          <w:rFonts w:ascii="Times New Roman" w:hAnsi="Times New Roman" w:cs="Times New Roman"/>
+          <w:sz w:val="28"/>
+          <w:szCs w:val="28"/>
+          <w:lang w:val="en-US"/>
+        </w:rPr>
+        <w:t>та</w:t>
+      </w:r>
+      <w:proofErr w:type="spellEnd"/>
+      <w:r>
+        <w:rPr>
+          <w:rFonts w:ascii="Times New Roman" w:hAnsi="Times New Roman" w:cs="Times New Roman"/>
+          <w:sz w:val="28"/>
+          <w:szCs w:val="28"/>
+          <w:lang w:val="en-US"/>
+        </w:rPr>
+        <w:t xml:space="preserve"> </w:t>
+      </w:r>
+      <w:proofErr w:type="spellStart"/>
+      <w:r>
+        <w:rPr>
+          <w:rFonts w:ascii="Times New Roman" w:hAnsi="Times New Roman" w:cs="Times New Roman"/>
+          <w:sz w:val="28"/>
+          <w:szCs w:val="28"/>
+          <w:lang w:val="en-US"/>
+        </w:rPr>
+        <w:t>очікувані</w:t>
+      </w:r>
+      <w:proofErr w:type="spellEnd"/>
+      <w:r>
+        <w:rPr>
+          <w:rFonts w:ascii="Times New Roman" w:hAnsi="Times New Roman" w:cs="Times New Roman"/>
+          <w:sz w:val="28"/>
+          <w:szCs w:val="28"/>
+          <w:lang w:val="en-US"/>
+        </w:rPr>
+        <w:t xml:space="preserve"> (</w:t>
       </w:r>
       <w:r>
         <w:rPr>
@@ -2144,7 +2933,7 @@
           <v:shape id="_x0000_i1040" type="#_x0000_t75" style="width:21.9pt;height:21.9pt" o:ole="">
             <v:imagedata r:id="rId36" o:title=""/>
           </v:shape>
-          <o:OLEObject Type="Embed" ProgID="Equation.DSMT4" ShapeID="_x0000_i1040" DrawAspect="Content" ObjectID="_1824808956" r:id="rId37"/>
+          <o:OLEObject Type="Embed" ProgID="Equation.DSMT4" ShapeID="_x0000_i1040" DrawAspect="Content" ObjectID="_1825063084" r:id="rId37"/>
         </w:object>
       </w:r>
       <w:r>
@@ -2154,7 +2943,27 @@
           <w:szCs w:val="28"/>
           <w:lang w:val="en-US"/>
         </w:rPr>
-        <w:t>) частоти.</w:t>
+        <w:t xml:space="preserve">) </w:t>
+      </w:r>
+      <w:proofErr w:type="spellStart"/>
+      <w:r>
+        <w:rPr>
+          <w:rFonts w:ascii="Times New Roman" w:hAnsi="Times New Roman" w:cs="Times New Roman"/>
+          <w:sz w:val="28"/>
+          <w:szCs w:val="28"/>
+          <w:lang w:val="en-US"/>
+        </w:rPr>
+        <w:t>частоти</w:t>
+      </w:r>
+      <w:proofErr w:type="spellEnd"/>
+      <w:r>
+        <w:rPr>
+          <w:rFonts w:ascii="Times New Roman" w:hAnsi="Times New Roman" w:cs="Times New Roman"/>
+          <w:sz w:val="28"/>
+          <w:szCs w:val="28"/>
+          <w:lang w:val="en-US"/>
+        </w:rPr>
+        <w:t>.</w:t>
       </w:r>
     </w:p>
     <w:p>
@@ -2166,14 +2975,25 @@
           <w:lang w:val="en-US"/>
         </w:rPr>
       </w:pPr>
-      <w:r>
-        <w:rPr>
-          <w:rFonts w:ascii="Times New Roman" w:hAnsi="Times New Roman" w:cs="Times New Roman"/>
-          <w:sz w:val="28"/>
-          <w:szCs w:val="28"/>
-          <w:lang w:val="en-US"/>
-        </w:rPr>
-        <w:t>Статистика:</w:t>
+      <w:proofErr w:type="spellStart"/>
+      <w:r>
+        <w:rPr>
+          <w:rFonts w:ascii="Times New Roman" w:hAnsi="Times New Roman" w:cs="Times New Roman"/>
+          <w:sz w:val="28"/>
+          <w:szCs w:val="28"/>
+          <w:lang w:val="en-US"/>
+        </w:rPr>
+        <w:t>Статистика</w:t>
+      </w:r>
+      <w:proofErr w:type="spellEnd"/>
+      <w:r>
+        <w:rPr>
+          <w:rFonts w:ascii="Times New Roman" w:hAnsi="Times New Roman" w:cs="Times New Roman"/>
+          <w:sz w:val="28"/>
+          <w:szCs w:val="28"/>
+          <w:lang w:val="en-US"/>
+        </w:rPr>
+        <w:t>:</w:t>
       </w:r>
     </w:p>
     <w:p>
@@ -2198,7 +3018,7 @@
           <v:shape id="_x0000_i1041" type="#_x0000_t75" style="width:151.5pt;height:36.3pt" o:ole="">
             <v:imagedata r:id="rId38" o:title=""/>
           </v:shape>
-          <o:OLEObject Type="Embed" ProgID="Equation.DSMT4" ShapeID="_x0000_i1041" DrawAspect="Content" ObjectID="_1824808957" r:id="rId39"/>
+          <o:OLEObject Type="Embed" ProgID="Equation.DSMT4" ShapeID="_x0000_i1041" DrawAspect="Content" ObjectID="_1825063085" r:id="rId39"/>
         </w:object>
       </w:r>
       <w:r>
@@ -2218,7 +3038,7 @@
           <w:rFonts w:cs="Times New Roman"/>
         </w:rPr>
       </w:pPr>
-      <w:bookmarkStart w:id="4" w:name="_Toc214196168"/>
+      <w:bookmarkStart w:id="3" w:name="_Toc214196168"/>
       <w:r>
         <w:rPr>
           <w:rFonts w:cs="Times New Roman"/>
@@ -2236,7 +3056,7 @@
         </w:rPr>
         <w:t>Завдання</w:t>
       </w:r>
-      <w:bookmarkEnd w:id="4"/>
+      <w:bookmarkEnd w:id="3"/>
     </w:p>
     <w:p>
       <w:pPr>
@@ -2278,7 +3098,7 @@
           <v:shape id="_x0000_i1042" type="#_x0000_t75" style="width:35.7pt;height:14.4pt" o:ole="">
             <v:imagedata r:id="rId40" o:title=""/>
           </v:shape>
-          <o:OLEObject Type="Embed" ProgID="Equation.DSMT4" ShapeID="_x0000_i1042" DrawAspect="Content" ObjectID="_1824808958" r:id="rId41"/>
+          <o:OLEObject Type="Embed" ProgID="Equation.DSMT4" ShapeID="_x0000_i1042" DrawAspect="Content" ObjectID="_1825063086" r:id="rId41"/>
         </w:object>
       </w:r>
       <w:r>
@@ -2292,7 +3112,7 @@
           <v:shape id="_x0000_i1043" type="#_x0000_t75" style="width:36.3pt;height:21.9pt" o:ole="">
             <v:imagedata r:id="rId42" o:title=""/>
           </v:shape>
-          <o:OLEObject Type="Embed" ProgID="Equation.DSMT4" ShapeID="_x0000_i1043" DrawAspect="Content" ObjectID="_1824808959" r:id="rId43"/>
+          <o:OLEObject Type="Embed" ProgID="Equation.DSMT4" ShapeID="_x0000_i1043" DrawAspect="Content" ObjectID="_1825063087" r:id="rId43"/>
         </w:object>
       </w:r>
       <w:r>
@@ -2314,7 +3134,7 @@
           <v:shape id="_x0000_i1044" type="#_x0000_t75" style="width:36.3pt;height:21.9pt" o:ole="">
             <v:imagedata r:id="rId44" o:title=""/>
           </v:shape>
-          <o:OLEObject Type="Embed" ProgID="Equation.DSMT4" ShapeID="_x0000_i1044" DrawAspect="Content" ObjectID="_1824808960" r:id="rId45"/>
+          <o:OLEObject Type="Embed" ProgID="Equation.DSMT4" ShapeID="_x0000_i1044" DrawAspect="Content" ObjectID="_1825063088" r:id="rId45"/>
         </w:object>
       </w:r>
       <w:r>
@@ -2336,7 +3156,7 @@
           <v:shape id="_x0000_i1045" type="#_x0000_t75" style="width:36.3pt;height:21.9pt" o:ole="">
             <v:imagedata r:id="rId46" o:title=""/>
           </v:shape>
-          <o:OLEObject Type="Embed" ProgID="Equation.DSMT4" ShapeID="_x0000_i1045" DrawAspect="Content" ObjectID="_1824808961" r:id="rId47"/>
+          <o:OLEObject Type="Embed" ProgID="Equation.DSMT4" ShapeID="_x0000_i1045" DrawAspect="Content" ObjectID="_1825063089" r:id="rId47"/>
         </w:object>
       </w:r>
       <w:r>
@@ -2358,7 +3178,7 @@
           <v:shape id="_x0000_i1046" type="#_x0000_t75" style="width:28.8pt;height:21.9pt" o:ole="">
             <v:imagedata r:id="rId48" o:title=""/>
           </v:shape>
-          <o:OLEObject Type="Embed" ProgID="Equation.DSMT4" ShapeID="_x0000_i1046" DrawAspect="Content" ObjectID="_1824808962" r:id="rId49"/>
+          <o:OLEObject Type="Embed" ProgID="Equation.DSMT4" ShapeID="_x0000_i1046" DrawAspect="Content" ObjectID="_1825063090" r:id="rId49"/>
         </w:object>
       </w:r>
       <w:r>
@@ -2380,7 +3200,7 @@
           <v:shape id="_x0000_i1047" type="#_x0000_t75" style="width:36.3pt;height:14.4pt" o:ole="">
             <v:imagedata r:id="rId50" o:title=""/>
           </v:shape>
-          <o:OLEObject Type="Embed" ProgID="Equation.DSMT4" ShapeID="_x0000_i1047" DrawAspect="Content" ObjectID="_1824808963" r:id="rId51"/>
+          <o:OLEObject Type="Embed" ProgID="Equation.DSMT4" ShapeID="_x0000_i1047" DrawAspect="Content" ObjectID="_1825063091" r:id="rId51"/>
         </w:object>
       </w:r>
     </w:p>
@@ -2531,7 +3351,7 @@
           <v:shape id="_x0000_i1048" type="#_x0000_t75" style="width:14.4pt;height:21.9pt" o:ole="">
             <v:imagedata r:id="rId52" o:title=""/>
           </v:shape>
-          <o:OLEObject Type="Embed" ProgID="Equation.DSMT4" ShapeID="_x0000_i1048" DrawAspect="Content" ObjectID="_1824808964" r:id="rId53"/>
+          <o:OLEObject Type="Embed" ProgID="Equation.DSMT4" ShapeID="_x0000_i1048" DrawAspect="Content" ObjectID="_1825063092" r:id="rId53"/>
         </w:object>
       </w:r>
     </w:p>
@@ -2551,7 +3371,43 @@
           <w:sz w:val="28"/>
           <w:szCs w:val="28"/>
         </w:rPr>
-        <w:t>Реалізувати інтерактивний інтерфейс у Python (PyQt5 + Matplotlib).</w:t>
+        <w:t xml:space="preserve">Реалізувати інтерактивний інтерфейс у </w:t>
+      </w:r>
+      <w:proofErr w:type="spellStart"/>
+      <w:r>
+        <w:rPr>
+          <w:rFonts w:ascii="Times New Roman" w:hAnsi="Times New Roman" w:cs="Times New Roman"/>
+          <w:sz w:val="28"/>
+          <w:szCs w:val="28"/>
+        </w:rPr>
+        <w:t>Python</w:t>
+      </w:r>
+      <w:proofErr w:type="spellEnd"/>
+      <w:r>
+        <w:rPr>
+          <w:rFonts w:ascii="Times New Roman" w:hAnsi="Times New Roman" w:cs="Times New Roman"/>
+          <w:sz w:val="28"/>
+          <w:szCs w:val="28"/>
+        </w:rPr>
+        <w:t xml:space="preserve"> (PyQt5 + </w:t>
+      </w:r>
+      <w:proofErr w:type="spellStart"/>
+      <w:r>
+        <w:rPr>
+          <w:rFonts w:ascii="Times New Roman" w:hAnsi="Times New Roman" w:cs="Times New Roman"/>
+          <w:sz w:val="28"/>
+          <w:szCs w:val="28"/>
+        </w:rPr>
+        <w:t>Matplotlib</w:t>
+      </w:r>
+      <w:proofErr w:type="spellEnd"/>
+      <w:r>
+        <w:rPr>
+          <w:rFonts w:ascii="Times New Roman" w:hAnsi="Times New Roman" w:cs="Times New Roman"/>
+          <w:sz w:val="28"/>
+          <w:szCs w:val="28"/>
+        </w:rPr>
+        <w:t>).</w:t>
       </w:r>
     </w:p>
     <w:p>
@@ -2563,7 +3419,7 @@
           <w:lang w:val="en-US"/>
         </w:rPr>
       </w:pPr>
-      <w:bookmarkStart w:id="5" w:name="_Toc214196169"/>
+      <w:bookmarkStart w:id="4" w:name="_Toc214196169"/>
       <w:r>
         <w:rPr>
           <w:rFonts w:cs="Times New Roman"/>
@@ -2574,14 +3430,32 @@
       <w:r>
         <w:t xml:space="preserve"> </w:t>
       </w:r>
+      <w:proofErr w:type="spellStart"/>
       <w:r>
         <w:rPr>
           <w:rFonts w:cs="Times New Roman"/>
           <w:lang w:val="en-US"/>
         </w:rPr>
-        <w:t>Приклад виконання</w:t>
-      </w:r>
-      <w:bookmarkEnd w:id="5"/>
+        <w:t>Приклад</w:t>
+      </w:r>
+      <w:proofErr w:type="spellEnd"/>
+      <w:r>
+        <w:rPr>
+          <w:rFonts w:cs="Times New Roman"/>
+          <w:lang w:val="en-US"/>
+        </w:rPr>
+        <w:t xml:space="preserve"> </w:t>
+      </w:r>
+      <w:proofErr w:type="spellStart"/>
+      <w:r>
+        <w:rPr>
+          <w:rFonts w:cs="Times New Roman"/>
+          <w:lang w:val="en-US"/>
+        </w:rPr>
+        <w:t>виконання</w:t>
+      </w:r>
+      <w:bookmarkEnd w:id="4"/>
+      <w:proofErr w:type="spellEnd"/>
       <w:r>
         <w:rPr>
           <w:rFonts w:cs="Times New Roman"/>
@@ -2603,7 +3477,7 @@
           <w:szCs w:val="28"/>
         </w:rPr>
       </w:pPr>
-      <w:bookmarkStart w:id="6" w:name="_Toc214196170"/>
+      <w:bookmarkStart w:id="5" w:name="_Toc214196170"/>
       <w:r>
         <w:rPr>
           <w:rFonts w:cs="Times New Roman"/>
@@ -2614,7 +3488,7 @@
         </w:rPr>
         <w:t>Параметри:</w:t>
       </w:r>
-      <w:bookmarkEnd w:id="6"/>
+      <w:bookmarkEnd w:id="5"/>
     </w:p>
     <w:p>
       <w:r>
@@ -2625,7 +3499,7 @@
           <v:shape id="_x0000_i1049" type="#_x0000_t75" style="width:35.7pt;height:14.4pt" o:ole="">
             <v:imagedata r:id="rId54" o:title=""/>
           </v:shape>
-          <o:OLEObject Type="Embed" ProgID="Equation.DSMT4" ShapeID="_x0000_i1049" DrawAspect="Content" ObjectID="_1824808965" r:id="rId55"/>
+          <o:OLEObject Type="Embed" ProgID="Equation.DSMT4" ShapeID="_x0000_i1049" DrawAspect="Content" ObjectID="_1825063093" r:id="rId55"/>
         </w:object>
       </w:r>
     </w:p>
@@ -2638,7 +3512,7 @@
           <v:shape id="_x0000_i1050" type="#_x0000_t75" style="width:43.2pt;height:21.9pt" o:ole="">
             <v:imagedata r:id="rId56" o:title=""/>
           </v:shape>
-          <o:OLEObject Type="Embed" ProgID="Equation.DSMT4" ShapeID="_x0000_i1050" DrawAspect="Content" ObjectID="_1824808966" r:id="rId57"/>
+          <o:OLEObject Type="Embed" ProgID="Equation.DSMT4" ShapeID="_x0000_i1050" DrawAspect="Content" ObjectID="_1825063094" r:id="rId57"/>
         </w:object>
       </w:r>
       <w:r>
@@ -2649,7 +3523,7 @@
           <v:shape id="_x0000_i1051" type="#_x0000_t75" style="width:36.3pt;height:21.9pt" o:ole="">
             <v:imagedata r:id="rId58" o:title=""/>
           </v:shape>
-          <o:OLEObject Type="Embed" ProgID="Equation.DSMT4" ShapeID="_x0000_i1051" DrawAspect="Content" ObjectID="_1824808967" r:id="rId59"/>
+          <o:OLEObject Type="Embed" ProgID="Equation.DSMT4" ShapeID="_x0000_i1051" DrawAspect="Content" ObjectID="_1825063095" r:id="rId59"/>
         </w:object>
       </w:r>
     </w:p>
@@ -2662,7 +3536,7 @@
           <v:shape id="_x0000_i1052" type="#_x0000_t75" style="width:36.3pt;height:21.9pt" o:ole="">
             <v:imagedata r:id="rId60" o:title=""/>
           </v:shape>
-          <o:OLEObject Type="Embed" ProgID="Equation.DSMT4" ShapeID="_x0000_i1052" DrawAspect="Content" ObjectID="_1824808968" r:id="rId61"/>
+          <o:OLEObject Type="Embed" ProgID="Equation.DSMT4" ShapeID="_x0000_i1052" DrawAspect="Content" ObjectID="_1825063096" r:id="rId61"/>
         </w:object>
       </w:r>
       <w:r>
@@ -2676,7 +3550,7 @@
           <v:shape id="_x0000_i1053" type="#_x0000_t75" style="width:36.3pt;height:21.9pt" o:ole="">
             <v:imagedata r:id="rId62" o:title=""/>
           </v:shape>
-          <o:OLEObject Type="Embed" ProgID="Equation.DSMT4" ShapeID="_x0000_i1053" DrawAspect="Content" ObjectID="_1824808969" r:id="rId63"/>
+          <o:OLEObject Type="Embed" ProgID="Equation.DSMT4" ShapeID="_x0000_i1053" DrawAspect="Content" ObjectID="_1825063097" r:id="rId63"/>
         </w:object>
       </w:r>
       <w:r>
@@ -2687,7 +3561,7 @@
           <v:shape id="_x0000_i1054" type="#_x0000_t75" style="width:7.5pt;height:14.4pt" o:ole="">
             <v:imagedata r:id="rId64" o:title=""/>
           </v:shape>
-          <o:OLEObject Type="Embed" ProgID="Equation.DSMT4" ShapeID="_x0000_i1054" DrawAspect="Content" ObjectID="_1824808970" r:id="rId65"/>
+          <o:OLEObject Type="Embed" ProgID="Equation.DSMT4" ShapeID="_x0000_i1054" DrawAspect="Content" ObjectID="_1825063098" r:id="rId65"/>
         </w:object>
       </w:r>
     </w:p>
@@ -2700,7 +3574,7 @@
           <v:shape id="_x0000_i1055" type="#_x0000_t75" style="width:35.7pt;height:14.4pt" o:ole="">
             <v:imagedata r:id="rId66" o:title=""/>
           </v:shape>
-          <o:OLEObject Type="Embed" ProgID="Equation.DSMT4" ShapeID="_x0000_i1055" DrawAspect="Content" ObjectID="_1824808971" r:id="rId67"/>
+          <o:OLEObject Type="Embed" ProgID="Equation.DSMT4" ShapeID="_x0000_i1055" DrawAspect="Content" ObjectID="_1825063099" r:id="rId67"/>
         </w:object>
       </w:r>
     </w:p>
@@ -2738,9 +3612,9 @@
           <w:szCs w:val="28"/>
         </w:rPr>
         <w:drawing>
-          <wp:inline distT="0" distB="0" distL="0" distR="0" wp14:anchorId="0EA731DC" wp14:editId="3F306D89">
-            <wp:extent cx="2248214" cy="866896"/>
-            <wp:effectExtent l="0" t="0" r="0" b="9525"/>
+          <wp:inline distT="0" distB="0" distL="0" distR="0" wp14:anchorId="0EA731DC" wp14:editId="1074BB9C">
+            <wp:extent cx="2222042" cy="866896"/>
+            <wp:effectExtent l="0" t="0" r="6985" b="9525"/>
             <wp:docPr id="5" name="Рисунок 5"/>
             <wp:cNvGraphicFramePr>
               <a:graphicFrameLocks xmlns:a="http://schemas.openxmlformats.org/drawingml/2006/main" noChangeAspect="1"/>
@@ -2753,7 +3627,13 @@
                     <pic:cNvPicPr/>
                   </pic:nvPicPr>
                   <pic:blipFill>
-                    <a:blip r:embed="rId68"/>
+                    <a:blip r:embed="rId68">
+                      <a:extLst>
+                        <a:ext uri="{28A0092B-C50C-407E-A947-70E740481C1C}">
+                          <a14:useLocalDpi xmlns:a14="http://schemas.microsoft.com/office/drawing/2010/main" val="0"/>
+                        </a:ext>
+                      </a:extLst>
+                    </a:blip>
                     <a:stretch>
                       <a:fillRect/>
                     </a:stretch>
@@ -2761,7 +3641,7 @@
                   <pic:spPr>
                     <a:xfrm>
                       <a:off x="0" y="0"/>
-                      <a:ext cx="2248214" cy="866896"/>
+                      <a:ext cx="2222042" cy="866896"/>
                     </a:xfrm>
                     <a:prstGeom prst="rect">
                       <a:avLst/>
@@ -2808,10 +3688,10 @@
           <w:lang w:val="en-US"/>
         </w:rPr>
         <w:object w:dxaOrig="2380" w:dyaOrig="360" w14:anchorId="5259E7BD">
-          <v:shape id="_x0000_i1056" type="#_x0000_t75" style="width:122.7pt;height:21.9pt" o:ole="">
+          <v:shape id="_x0000_i1061" type="#_x0000_t75" style="width:122.7pt;height:21.9pt" o:ole="">
             <v:imagedata r:id="rId69" o:title=""/>
           </v:shape>
-          <o:OLEObject Type="Embed" ProgID="Equation.DSMT4" ShapeID="_x0000_i1056" DrawAspect="Content" ObjectID="_1824808972" r:id="rId70"/>
+          <o:OLEObject Type="Embed" ProgID="Equation.DSMT4" ShapeID="_x0000_i1061" DrawAspect="Content" ObjectID="_1825063100" r:id="rId70"/>
         </w:object>
       </w:r>
       <w:r>
@@ -2819,10 +3699,30 @@
           <w:rFonts w:ascii="Times New Roman" w:hAnsi="Times New Roman" w:cs="Times New Roman"/>
           <w:sz w:val="28"/>
           <w:szCs w:val="28"/>
+        </w:rPr>
+        <w:t xml:space="preserve"> </w:t>
+      </w:r>
+      <w:bookmarkStart w:id="6" w:name="_GoBack"/>
+      <w:bookmarkEnd w:id="6"/>
+      <w:r>
+        <w:rPr>
+          <w:rFonts w:ascii="Times New Roman" w:hAnsi="Times New Roman" w:cs="Times New Roman"/>
+          <w:sz w:val="28"/>
+          <w:szCs w:val="28"/>
+        </w:rPr>
+        <w:t xml:space="preserve">не </w:t>
+      </w:r>
+      <w:proofErr w:type="spellStart"/>
+      <w:r>
+        <w:rPr>
+          <w:rFonts w:ascii="Times New Roman" w:hAnsi="Times New Roman" w:cs="Times New Roman"/>
+          <w:sz w:val="28"/>
+          <w:szCs w:val="28"/>
           <w:lang w:val="en-US"/>
         </w:rPr>
         <w:t>відхиляється</w:t>
       </w:r>
+      <w:proofErr w:type="spellEnd"/>
       <w:r>
         <w:rPr>
           <w:rFonts w:ascii="Times New Roman" w:hAnsi="Times New Roman" w:cs="Times New Roman"/>
@@ -3147,14 +4047,145 @@
           <w:lang w:val="en-US"/>
         </w:rPr>
       </w:pPr>
-      <w:r>
-        <w:rPr>
-          <w:rFonts w:ascii="Times New Roman" w:hAnsi="Times New Roman" w:cs="Times New Roman"/>
-          <w:sz w:val="28"/>
-          <w:szCs w:val="28"/>
-          <w:lang w:val="en-US"/>
-        </w:rPr>
-        <w:t>Розроблено програмний модуль для аналізу двовимірних вибірок.</w:t>
+      <w:proofErr w:type="spellStart"/>
+      <w:r>
+        <w:rPr>
+          <w:rFonts w:ascii="Times New Roman" w:hAnsi="Times New Roman" w:cs="Times New Roman"/>
+          <w:sz w:val="28"/>
+          <w:szCs w:val="28"/>
+          <w:lang w:val="en-US"/>
+        </w:rPr>
+        <w:t>Розроблено</w:t>
+      </w:r>
+      <w:proofErr w:type="spellEnd"/>
+      <w:r>
+        <w:rPr>
+          <w:rFonts w:ascii="Times New Roman" w:hAnsi="Times New Roman" w:cs="Times New Roman"/>
+          <w:sz w:val="28"/>
+          <w:szCs w:val="28"/>
+          <w:lang w:val="en-US"/>
+        </w:rPr>
+        <w:t xml:space="preserve"> </w:t>
+      </w:r>
+      <w:proofErr w:type="spellStart"/>
+      <w:r>
+        <w:rPr>
+          <w:rFonts w:ascii="Times New Roman" w:hAnsi="Times New Roman" w:cs="Times New Roman"/>
+          <w:sz w:val="28"/>
+          <w:szCs w:val="28"/>
+          <w:lang w:val="en-US"/>
+        </w:rPr>
+        <w:t>програмний</w:t>
+      </w:r>
+      <w:proofErr w:type="spellEnd"/>
+      <w:r>
+        <w:rPr>
+          <w:rFonts w:ascii="Times New Roman" w:hAnsi="Times New Roman" w:cs="Times New Roman"/>
+          <w:sz w:val="28"/>
+          <w:szCs w:val="28"/>
+          <w:lang w:val="en-US"/>
+        </w:rPr>
+        <w:t xml:space="preserve"> </w:t>
+      </w:r>
+      <w:proofErr w:type="spellStart"/>
+      <w:r>
+        <w:rPr>
+          <w:rFonts w:ascii="Times New Roman" w:hAnsi="Times New Roman" w:cs="Times New Roman"/>
+          <w:sz w:val="28"/>
+          <w:szCs w:val="28"/>
+          <w:lang w:val="en-US"/>
+        </w:rPr>
+        <w:t>модуль</w:t>
+      </w:r>
+      <w:proofErr w:type="spellEnd"/>
+      <w:r>
+        <w:rPr>
+          <w:rFonts w:ascii="Times New Roman" w:hAnsi="Times New Roman" w:cs="Times New Roman"/>
+          <w:sz w:val="28"/>
+          <w:szCs w:val="28"/>
+          <w:lang w:val="en-US"/>
+        </w:rPr>
+        <w:t xml:space="preserve"> </w:t>
+      </w:r>
+      <w:proofErr w:type="spellStart"/>
+      <w:r>
+        <w:rPr>
+          <w:rFonts w:ascii="Times New Roman" w:hAnsi="Times New Roman" w:cs="Times New Roman"/>
+          <w:sz w:val="28"/>
+          <w:szCs w:val="28"/>
+          <w:lang w:val="en-US"/>
+        </w:rPr>
+        <w:t>для</w:t>
+      </w:r>
+      <w:proofErr w:type="spellEnd"/>
+      <w:r>
+        <w:rPr>
+          <w:rFonts w:ascii="Times New Roman" w:hAnsi="Times New Roman" w:cs="Times New Roman"/>
+          <w:sz w:val="28"/>
+          <w:szCs w:val="28"/>
+          <w:lang w:val="en-US"/>
+        </w:rPr>
+        <w:t xml:space="preserve"> </w:t>
+      </w:r>
+      <w:proofErr w:type="spellStart"/>
+      <w:r>
+        <w:rPr>
+          <w:rFonts w:ascii="Times New Roman" w:hAnsi="Times New Roman" w:cs="Times New Roman"/>
+          <w:sz w:val="28"/>
+          <w:szCs w:val="28"/>
+          <w:lang w:val="en-US"/>
+        </w:rPr>
+        <w:t>аналізу</w:t>
+      </w:r>
+      <w:proofErr w:type="spellEnd"/>
+      <w:r>
+        <w:rPr>
+          <w:rFonts w:ascii="Times New Roman" w:hAnsi="Times New Roman" w:cs="Times New Roman"/>
+          <w:sz w:val="28"/>
+          <w:szCs w:val="28"/>
+          <w:lang w:val="en-US"/>
+        </w:rPr>
+        <w:t xml:space="preserve"> </w:t>
+      </w:r>
+      <w:proofErr w:type="spellStart"/>
+      <w:r>
+        <w:rPr>
+          <w:rFonts w:ascii="Times New Roman" w:hAnsi="Times New Roman" w:cs="Times New Roman"/>
+          <w:sz w:val="28"/>
+          <w:szCs w:val="28"/>
+          <w:lang w:val="en-US"/>
+        </w:rPr>
+        <w:t>двовимірних</w:t>
+      </w:r>
+      <w:proofErr w:type="spellEnd"/>
+      <w:r>
+        <w:rPr>
+          <w:rFonts w:ascii="Times New Roman" w:hAnsi="Times New Roman" w:cs="Times New Roman"/>
+          <w:sz w:val="28"/>
+          <w:szCs w:val="28"/>
+          <w:lang w:val="en-US"/>
+        </w:rPr>
+        <w:t xml:space="preserve"> </w:t>
+      </w:r>
+      <w:proofErr w:type="spellStart"/>
+      <w:r>
+        <w:rPr>
+          <w:rFonts w:ascii="Times New Roman" w:hAnsi="Times New Roman" w:cs="Times New Roman"/>
+          <w:sz w:val="28"/>
+          <w:szCs w:val="28"/>
+          <w:lang w:val="en-US"/>
+        </w:rPr>
+        <w:t>вибірок</w:t>
+      </w:r>
+      <w:proofErr w:type="spellEnd"/>
+      <w:r>
+        <w:rPr>
+          <w:rFonts w:ascii="Times New Roman" w:hAnsi="Times New Roman" w:cs="Times New Roman"/>
+          <w:sz w:val="28"/>
+          <w:szCs w:val="28"/>
+          <w:lang w:val="en-US"/>
+        </w:rPr>
+        <w:t>.</w:t>
       </w:r>
     </w:p>
     <w:p>
@@ -3173,15 +4204,57 @@
           <w:lang w:val="en-US"/>
         </w:rPr>
       </w:pPr>
-      <w:r>
-        <w:rPr>
-          <w:rFonts w:ascii="Times New Roman" w:hAnsi="Times New Roman" w:cs="Times New Roman"/>
-          <w:sz w:val="28"/>
-          <w:szCs w:val="28"/>
-          <w:lang w:val="en-US"/>
-        </w:rPr>
-        <w:t>Згенеровано нормальну вибірку</w:t>
-      </w:r>
+      <w:proofErr w:type="spellStart"/>
+      <w:r>
+        <w:rPr>
+          <w:rFonts w:ascii="Times New Roman" w:hAnsi="Times New Roman" w:cs="Times New Roman"/>
+          <w:sz w:val="28"/>
+          <w:szCs w:val="28"/>
+          <w:lang w:val="en-US"/>
+        </w:rPr>
+        <w:t>Згенеровано</w:t>
+      </w:r>
+      <w:proofErr w:type="spellEnd"/>
+      <w:r>
+        <w:rPr>
+          <w:rFonts w:ascii="Times New Roman" w:hAnsi="Times New Roman" w:cs="Times New Roman"/>
+          <w:sz w:val="28"/>
+          <w:szCs w:val="28"/>
+          <w:lang w:val="en-US"/>
+        </w:rPr>
+        <w:t xml:space="preserve"> </w:t>
+      </w:r>
+      <w:proofErr w:type="spellStart"/>
+      <w:r>
+        <w:rPr>
+          <w:rFonts w:ascii="Times New Roman" w:hAnsi="Times New Roman" w:cs="Times New Roman"/>
+          <w:sz w:val="28"/>
+          <w:szCs w:val="28"/>
+          <w:lang w:val="en-US"/>
+        </w:rPr>
+        <w:t>нормальну</w:t>
+      </w:r>
+      <w:proofErr w:type="spellEnd"/>
+      <w:r>
+        <w:rPr>
+          <w:rFonts w:ascii="Times New Roman" w:hAnsi="Times New Roman" w:cs="Times New Roman"/>
+          <w:sz w:val="28"/>
+          <w:szCs w:val="28"/>
+          <w:lang w:val="en-US"/>
+        </w:rPr>
+        <w:t xml:space="preserve"> </w:t>
+      </w:r>
+      <w:proofErr w:type="spellStart"/>
+      <w:r>
+        <w:rPr>
+          <w:rFonts w:ascii="Times New Roman" w:hAnsi="Times New Roman" w:cs="Times New Roman"/>
+          <w:sz w:val="28"/>
+          <w:szCs w:val="28"/>
+          <w:lang w:val="en-US"/>
+        </w:rPr>
+        <w:t>вибірку</w:t>
+      </w:r>
+      <w:proofErr w:type="spellEnd"/>
       <w:r>
         <w:rPr>
           <w:rFonts w:ascii="Times New Roman" w:hAnsi="Times New Roman" w:cs="Times New Roman"/>
@@ -3210,7 +4283,7 @@
           <v:shape id="_x0000_i1057" type="#_x0000_t75" style="width:194.7pt;height:21.9pt" o:ole="">
             <v:imagedata r:id="rId74" o:title=""/>
           </v:shape>
-          <o:OLEObject Type="Embed" ProgID="Equation.DSMT4" ShapeID="_x0000_i1057" DrawAspect="Content" ObjectID="_1824808973" r:id="rId75"/>
+          <o:OLEObject Type="Embed" ProgID="Equation.DSMT4" ShapeID="_x0000_i1057" DrawAspect="Content" ObjectID="_1825063101" r:id="rId75"/>
         </w:object>
       </w:r>
     </w:p>
@@ -3230,27 +4303,60 @@
           <w:lang w:val="en-US"/>
         </w:rPr>
       </w:pPr>
-      <w:r>
-        <w:rPr>
-          <w:rFonts w:ascii="Times New Roman" w:hAnsi="Times New Roman" w:cs="Times New Roman"/>
-          <w:sz w:val="28"/>
-          <w:szCs w:val="28"/>
-          <w:lang w:val="en-US"/>
-        </w:rPr>
-        <w:t>Побудовано:</w:t>
+      <w:proofErr w:type="spellStart"/>
+      <w:r>
+        <w:rPr>
+          <w:rFonts w:ascii="Times New Roman" w:hAnsi="Times New Roman" w:cs="Times New Roman"/>
+          <w:sz w:val="28"/>
+          <w:szCs w:val="28"/>
+          <w:lang w:val="en-US"/>
+        </w:rPr>
+        <w:t>Побудовано</w:t>
+      </w:r>
+      <w:proofErr w:type="spellEnd"/>
+      <w:r>
+        <w:rPr>
+          <w:rFonts w:ascii="Times New Roman" w:hAnsi="Times New Roman" w:cs="Times New Roman"/>
+          <w:sz w:val="28"/>
+          <w:szCs w:val="28"/>
+          <w:lang w:val="en-US"/>
+        </w:rPr>
+        <w:t>:</w:t>
       </w:r>
       <w:r>
         <w:t xml:space="preserve"> </w:t>
       </w:r>
-      <w:r>
-        <w:rPr>
-          <w:rFonts w:ascii="Times New Roman" w:hAnsi="Times New Roman" w:cs="Times New Roman"/>
-          <w:sz w:val="28"/>
-          <w:szCs w:val="28"/>
-          <w:lang w:val="en-US"/>
-        </w:rPr>
-        <w:t>діаграму розсіювання</w:t>
-      </w:r>
+      <w:proofErr w:type="spellStart"/>
+      <w:r>
+        <w:rPr>
+          <w:rFonts w:ascii="Times New Roman" w:hAnsi="Times New Roman" w:cs="Times New Roman"/>
+          <w:sz w:val="28"/>
+          <w:szCs w:val="28"/>
+          <w:lang w:val="en-US"/>
+        </w:rPr>
+        <w:t>діаграму</w:t>
+      </w:r>
+      <w:proofErr w:type="spellEnd"/>
+      <w:r>
+        <w:rPr>
+          <w:rFonts w:ascii="Times New Roman" w:hAnsi="Times New Roman" w:cs="Times New Roman"/>
+          <w:sz w:val="28"/>
+          <w:szCs w:val="28"/>
+          <w:lang w:val="en-US"/>
+        </w:rPr>
+        <w:t xml:space="preserve"> </w:t>
+      </w:r>
+      <w:proofErr w:type="spellStart"/>
+      <w:r>
+        <w:rPr>
+          <w:rFonts w:ascii="Times New Roman" w:hAnsi="Times New Roman" w:cs="Times New Roman"/>
+          <w:sz w:val="28"/>
+          <w:szCs w:val="28"/>
+          <w:lang w:val="en-US"/>
+        </w:rPr>
+        <w:t>розсіювання</w:t>
+      </w:r>
+      <w:proofErr w:type="spellEnd"/>
       <w:r>
         <w:rPr>
           <w:rFonts w:ascii="Times New Roman" w:hAnsi="Times New Roman" w:cs="Times New Roman"/>
@@ -3306,15 +4412,37 @@
           <w:lang w:val="en-US"/>
         </w:rPr>
       </w:pPr>
-      <w:r>
-        <w:rPr>
-          <w:rFonts w:ascii="Times New Roman" w:hAnsi="Times New Roman" w:cs="Times New Roman"/>
-          <w:sz w:val="28"/>
-          <w:szCs w:val="28"/>
-          <w:lang w:val="en-US"/>
-        </w:rPr>
-        <w:t>Перевірено нормальність</w:t>
-      </w:r>
+      <w:proofErr w:type="spellStart"/>
+      <w:r>
+        <w:rPr>
+          <w:rFonts w:ascii="Times New Roman" w:hAnsi="Times New Roman" w:cs="Times New Roman"/>
+          <w:sz w:val="28"/>
+          <w:szCs w:val="28"/>
+          <w:lang w:val="en-US"/>
+        </w:rPr>
+        <w:t>Перевірено</w:t>
+      </w:r>
+      <w:proofErr w:type="spellEnd"/>
+      <w:r>
+        <w:rPr>
+          <w:rFonts w:ascii="Times New Roman" w:hAnsi="Times New Roman" w:cs="Times New Roman"/>
+          <w:sz w:val="28"/>
+          <w:szCs w:val="28"/>
+          <w:lang w:val="en-US"/>
+        </w:rPr>
+        <w:t xml:space="preserve"> </w:t>
+      </w:r>
+      <w:proofErr w:type="spellStart"/>
+      <w:r>
+        <w:rPr>
+          <w:rFonts w:ascii="Times New Roman" w:hAnsi="Times New Roman" w:cs="Times New Roman"/>
+          <w:sz w:val="28"/>
+          <w:szCs w:val="28"/>
+          <w:lang w:val="en-US"/>
+        </w:rPr>
+        <w:t>нормальність</w:t>
+      </w:r>
+      <w:proofErr w:type="spellEnd"/>
       <w:r>
         <w:rPr>
           <w:rFonts w:ascii="Times New Roman" w:hAnsi="Times New Roman" w:cs="Times New Roman"/>
@@ -3333,9 +4461,9 @@
         </w:rPr>
         <w:object w:dxaOrig="2380" w:dyaOrig="360" w14:anchorId="16027E16">
           <v:shape id="_x0000_i1058" type="#_x0000_t75" style="width:122.7pt;height:21.9pt" o:ole="">
-            <v:imagedata r:id="rId69" o:title=""/>
+            <v:imagedata r:id="rId76" o:title=""/>
           </v:shape>
-          <o:OLEObject Type="Embed" ProgID="Equation.DSMT4" ShapeID="_x0000_i1058" DrawAspect="Content" ObjectID="_1824808974" r:id="rId76"/>
+          <o:OLEObject Type="Embed" ProgID="Equation.DSMT4" ShapeID="_x0000_i1058" DrawAspect="Content" ObjectID="_1825063102" r:id="rId77"/>
         </w:object>
       </w:r>
       <w:r>
@@ -3346,6 +4474,7 @@
         </w:rPr>
         <w:t xml:space="preserve">гіпотеза </w:t>
       </w:r>
+      <w:proofErr w:type="spellStart"/>
       <w:r>
         <w:rPr>
           <w:rFonts w:ascii="Times New Roman" w:hAnsi="Times New Roman" w:cs="Times New Roman"/>
@@ -3355,6 +4484,7 @@
         </w:rPr>
         <w:t>відхиляється</w:t>
       </w:r>
+      <w:proofErr w:type="spellEnd"/>
     </w:p>
     <w:p>
       <w:pPr>
@@ -3372,18 +4502,89 @@
           <w:lang w:val="en-US"/>
         </w:rPr>
       </w:pPr>
-      <w:r>
-        <w:rPr>
-          <w:rFonts w:ascii="Times New Roman" w:hAnsi="Times New Roman" w:cs="Times New Roman"/>
-          <w:sz w:val="28"/>
-          <w:szCs w:val="28"/>
-          <w:lang w:val="en-US"/>
-        </w:rPr>
-        <w:t>Коефіцієнт кореляції статистично значущий.</w:t>
+      <w:proofErr w:type="spellStart"/>
+      <w:r>
+        <w:rPr>
+          <w:rFonts w:ascii="Times New Roman" w:hAnsi="Times New Roman" w:cs="Times New Roman"/>
+          <w:sz w:val="28"/>
+          <w:szCs w:val="28"/>
+          <w:lang w:val="en-US"/>
+        </w:rPr>
+        <w:t>Коефіцієнт</w:t>
+      </w:r>
+      <w:proofErr w:type="spellEnd"/>
+      <w:r>
+        <w:rPr>
+          <w:rFonts w:ascii="Times New Roman" w:hAnsi="Times New Roman" w:cs="Times New Roman"/>
+          <w:sz w:val="28"/>
+          <w:szCs w:val="28"/>
+          <w:lang w:val="en-US"/>
+        </w:rPr>
+        <w:t xml:space="preserve"> </w:t>
+      </w:r>
+      <w:proofErr w:type="spellStart"/>
+      <w:r>
+        <w:rPr>
+          <w:rFonts w:ascii="Times New Roman" w:hAnsi="Times New Roman" w:cs="Times New Roman"/>
+          <w:sz w:val="28"/>
+          <w:szCs w:val="28"/>
+          <w:lang w:val="en-US"/>
+        </w:rPr>
+        <w:t>кореляції</w:t>
+      </w:r>
+      <w:proofErr w:type="spellEnd"/>
+      <w:r>
+        <w:rPr>
+          <w:rFonts w:ascii="Times New Roman" w:hAnsi="Times New Roman" w:cs="Times New Roman"/>
+          <w:sz w:val="28"/>
+          <w:szCs w:val="28"/>
+          <w:lang w:val="en-US"/>
+        </w:rPr>
+        <w:t xml:space="preserve"> </w:t>
+      </w:r>
+      <w:proofErr w:type="spellStart"/>
+      <w:r>
+        <w:rPr>
+          <w:rFonts w:ascii="Times New Roman" w:hAnsi="Times New Roman" w:cs="Times New Roman"/>
+          <w:sz w:val="28"/>
+          <w:szCs w:val="28"/>
+          <w:lang w:val="en-US"/>
+        </w:rPr>
+        <w:t>статистично</w:t>
+      </w:r>
+      <w:proofErr w:type="spellEnd"/>
+      <w:r>
+        <w:rPr>
+          <w:rFonts w:ascii="Times New Roman" w:hAnsi="Times New Roman" w:cs="Times New Roman"/>
+          <w:sz w:val="28"/>
+          <w:szCs w:val="28"/>
+          <w:lang w:val="en-US"/>
+        </w:rPr>
+        <w:t xml:space="preserve"> </w:t>
+      </w:r>
+      <w:proofErr w:type="spellStart"/>
+      <w:r>
+        <w:rPr>
+          <w:rFonts w:ascii="Times New Roman" w:hAnsi="Times New Roman" w:cs="Times New Roman"/>
+          <w:sz w:val="28"/>
+          <w:szCs w:val="28"/>
+          <w:lang w:val="en-US"/>
+        </w:rPr>
+        <w:t>значущий</w:t>
+      </w:r>
+      <w:proofErr w:type="spellEnd"/>
+      <w:r>
+        <w:rPr>
+          <w:rFonts w:ascii="Times New Roman" w:hAnsi="Times New Roman" w:cs="Times New Roman"/>
+          <w:sz w:val="28"/>
+          <w:szCs w:val="28"/>
+          <w:lang w:val="en-US"/>
+        </w:rPr>
+        <w:t>.</w:t>
       </w:r>
     </w:p>
     <w:sectPr>
-      <w:footerReference w:type="default" r:id="rId77"/>
+      <w:footerReference w:type="default" r:id="rId78"/>
       <w:pgSz w:w="11906" w:h="16838"/>
       <w:pgMar w:top="1440" w:right="1440" w:bottom="1440" w:left="1440" w:header="708" w:footer="708" w:gutter="0"/>
       <w:cols w:space="708"/>
@@ -3510,7 +4711,7 @@
         <v:path o:extrusionok="f" gradientshapeok="t" o:connecttype="rect"/>
         <o:lock v:ext="edit" aspectratio="t"/>
       </v:shapetype>
-      <v:shape id="_x0000_i1027" type="#_x0000_t75" style="width:21.9pt;height:21.9pt;visibility:visible;mso-wrap-style:square" o:bullet="t">
+      <v:shape id="_x0000_i1028" type="#_x0000_t75" style="width:21.9pt;height:21.9pt;visibility:visible;mso-wrap-style:square" o:bullet="t">
         <v:imagedata r:id="rId1" o:title=""/>
       </v:shape>
     </w:pict>
@@ -9671,7 +10872,7 @@
 </file>
 
 <file path=customXml/itemProps1.xml><?xml version="1.0" encoding="utf-8"?>
-<ds:datastoreItem xmlns:ds="http://schemas.openxmlformats.org/officeDocument/2006/customXml" ds:itemID="{460E4813-F0AA-43B5-96BE-A84D69832D1D}">
+<ds:datastoreItem xmlns:ds="http://schemas.openxmlformats.org/officeDocument/2006/customXml" ds:itemID="{0108D6EB-49CC-41AE-974D-B04DB6370E0E}">
   <ds:schemaRefs>
     <ds:schemaRef ds:uri="http://schemas.openxmlformats.org/officeDocument/2006/bibliography"/>
   </ds:schemaRefs>
